--- a/Gargi_CV Final.docx
+++ b/Gargi_CV Final.docx
@@ -10,7 +10,7 @@
       <w:r>
         <w:rPr>
           <w:b/>
-          <w:color w:val="1F458E"/>
+          <w:color w:val="1B468B"/>
           <w:sz w:val="40"/>
         </w:rPr>
         <w:t>GARGI RAJENDRA MAGARDE</w:t>
@@ -18,12 +18,12 @@
     </w:p>
     <w:p>
       <w:pPr>
-        <w:spacing w:before="0" w:after="80"/>
+        <w:spacing w:before="0" w:after="20"/>
         <w:jc w:val="center"/>
       </w:pPr>
       <w:r>
         <w:rPr>
-          <w:color w:val="444444"/>
+          <w:color w:val="3A3A3A"/>
           <w:sz w:val="19"/>
         </w:rPr>
         <w:t>Düsseldorf, Germany  ·  gargimagarde@gmail.com  ·  +49 155 1005 1770  ·  linkedin.com/in/gargimagarde</w:t>
@@ -31,9 +31,23 @@
     </w:p>
     <w:p>
       <w:pPr>
-        <w:spacing w:before="0" w:after="80"/>
+        <w:spacing w:before="20" w:after="80"/>
+        <w:jc w:val="center"/>
+      </w:pPr>
+      <w:r>
+        <w:rPr>
+          <w:b/>
+          <w:color w:val="1A7A3C"/>
+          <w:sz w:val="19"/>
+        </w:rPr>
+        <w:t>✔  Available for Werkstudent / Internship  ·  Up to 20 h/week  ·  Start: immediately  ·  Student Visa – authorised to work in Germany</w:t>
+      </w:r>
+    </w:p>
+    <w:p>
+      <w:pPr>
+        <w:spacing w:before="0" w:after="60"/>
         <w:pBdr>
-          <w:bottom w:val="single" w:sz="6" w:space="1" w:color="1F458E"/>
+          <w:bottom w:val="single" w:sz="6" w:space="1" w:color="1B468B"/>
         </w:pBdr>
       </w:pPr>
     </w:p>
@@ -44,17 +58,17 @@
       <w:r>
         <w:rPr>
           <w:b/>
-          <w:color w:val="1F458E"/>
+          <w:color w:val="1B468B"/>
           <w:sz w:val="21"/>
         </w:rPr>
-        <w:t>PROFESSIONAL SUMMARY</w:t>
+        <w:t>PROFILE</w:t>
       </w:r>
     </w:p>
     <w:p>
       <w:pPr>
-        <w:spacing w:before="0" w:after="80"/>
+        <w:spacing w:before="0" w:after="60"/>
         <w:pBdr>
-          <w:bottom w:val="single" w:sz="6" w:space="1" w:color="1F458E"/>
+          <w:bottom w:val="single" w:sz="6" w:space="1" w:color="1B468B"/>
         </w:pBdr>
       </w:pPr>
     </w:p>
@@ -67,7 +81,7 @@
           <w:color w:val="1A1A1A"/>
           <w:sz w:val="20"/>
         </w:rPr>
-        <w:t>Results-driven Master's student in Informatics and Business with hands-on experience in data analysis, business intelligence, and dashboard development. Delivered 5+ interactive dashboards using Power BI and Tableau, published 2 peer-reviewed research papers, and consistently translated complex datasets into actionable insights for cross-functional teams. Eager to contribute analytical expertise and a strong learning mindset to a data-driven organisation.</w:t>
+        <w:t>Analytically minded Master's student (Informatics &amp; Business, FH Südwestfalen) seeking a Werkstudent or internship role in Data Analytics, Business Intelligence, or Reporting. Brings 2 internships (totalling 14+ months), 5+ self-built dashboards in Power BI and Tableau, hands-on SQL/Python experience, and 2 published research papers. Communicates fluently in English (C1) with growing German (B1), and thrives in agile, cross-functional teams. Immediately available up to 20 h/week alongside studies.</w:t>
       </w:r>
     </w:p>
     <w:p>
@@ -77,7 +91,154 @@
       <w:r>
         <w:rPr>
           <w:b/>
-          <w:color w:val="1F458E"/>
+          <w:color w:val="1B468B"/>
+          <w:sz w:val="21"/>
+        </w:rPr>
+        <w:t>TECHNICAL SKILLS</w:t>
+      </w:r>
+    </w:p>
+    <w:p>
+      <w:pPr>
+        <w:spacing w:before="0" w:after="60"/>
+        <w:pBdr>
+          <w:bottom w:val="single" w:sz="6" w:space="1" w:color="1B468B"/>
+        </w:pBdr>
+      </w:pPr>
+    </w:p>
+    <w:p>
+      <w:pPr>
+        <w:spacing w:before="40" w:after="20"/>
+        <w:ind w:left="216"/>
+      </w:pPr>
+      <w:r>
+        <w:rPr>
+          <w:b/>
+          <w:color w:val="1A1A1A"/>
+          <w:sz w:val="20"/>
+        </w:rPr>
+        <w:t xml:space="preserve">BI &amp; Visualisation:  </w:t>
+      </w:r>
+      <w:r>
+        <w:rPr>
+          <w:color w:val="3A3A3A"/>
+          <w:sz w:val="20"/>
+        </w:rPr>
+        <w:t>Power BI (DAX, Power Query, data modelling), Tableau (calculated fields, LOD expressions)</w:t>
+      </w:r>
+    </w:p>
+    <w:p>
+      <w:pPr>
+        <w:spacing w:before="40" w:after="20"/>
+        <w:ind w:left="216"/>
+      </w:pPr>
+      <w:r>
+        <w:rPr>
+          <w:b/>
+          <w:color w:val="1A1A1A"/>
+          <w:sz w:val="20"/>
+        </w:rPr>
+        <w:t xml:space="preserve">Data Analysis:  </w:t>
+      </w:r>
+      <w:r>
+        <w:rPr>
+          <w:color w:val="3A3A3A"/>
+          <w:sz w:val="20"/>
+        </w:rPr>
+        <w:t>MS Excel (Pivot Tables, VLOOKUP, Power Pivot, Power Query), SQL (joins, CTEs, aggregations), Python (pandas, numpy, matplotlib, seaborn – academic &amp; project use), R, Google Analytics 4</w:t>
+      </w:r>
+    </w:p>
+    <w:p>
+      <w:pPr>
+        <w:spacing w:before="40" w:after="20"/>
+        <w:ind w:left="216"/>
+      </w:pPr>
+      <w:r>
+        <w:rPr>
+          <w:b/>
+          <w:color w:val="1A1A1A"/>
+          <w:sz w:val="20"/>
+        </w:rPr>
+        <w:t xml:space="preserve">Databases &amp; Cloud:  </w:t>
+      </w:r>
+      <w:r>
+        <w:rPr>
+          <w:color w:val="3A3A3A"/>
+          <w:sz w:val="20"/>
+        </w:rPr>
+        <w:t>Firebase (Realtime Database), basic familiarity with cloud platforms (PwC Cloud Launchpad)</w:t>
+      </w:r>
+    </w:p>
+    <w:p>
+      <w:pPr>
+        <w:spacing w:before="40" w:after="20"/>
+        <w:ind w:left="216"/>
+      </w:pPr>
+      <w:r>
+        <w:rPr>
+          <w:b/>
+          <w:color w:val="1A1A1A"/>
+          <w:sz w:val="20"/>
+        </w:rPr>
+        <w:t xml:space="preserve">Productivity &amp; Dev Tools:  </w:t>
+      </w:r>
+      <w:r>
+        <w:rPr>
+          <w:color w:val="3A3A3A"/>
+          <w:sz w:val="20"/>
+        </w:rPr>
+        <w:t>Jira, Confluence, Notion, Git (basic), Streamlit, MS Office 365, Google Workspace</w:t>
+      </w:r>
+    </w:p>
+    <w:p>
+      <w:pPr>
+        <w:spacing w:before="40" w:after="20"/>
+        <w:ind w:left="216"/>
+      </w:pPr>
+      <w:r>
+        <w:rPr>
+          <w:b/>
+          <w:color w:val="1A1A1A"/>
+          <w:sz w:val="20"/>
+        </w:rPr>
+        <w:t xml:space="preserve">Languages:  </w:t>
+      </w:r>
+      <w:r>
+        <w:rPr>
+          <w:color w:val="3A3A3A"/>
+          <w:sz w:val="20"/>
+        </w:rPr>
+        <w:t>Marathi (Native)  ·  Hindi (Native)  ·  English (C1 – CEFR)  ·  German (B1 – active learning, continuing)</w:t>
+      </w:r>
+    </w:p>
+    <w:p>
+      <w:pPr>
+        <w:spacing w:before="40" w:after="20"/>
+        <w:ind w:left="216"/>
+      </w:pPr>
+      <w:r>
+        <w:rPr>
+          <w:b/>
+          <w:color w:val="1A1A1A"/>
+          <w:sz w:val="20"/>
+        </w:rPr>
+        <w:t xml:space="preserve">Soft Skills:  </w:t>
+      </w:r>
+      <w:r>
+        <w:rPr>
+          <w:color w:val="3A3A3A"/>
+          <w:sz w:val="20"/>
+        </w:rPr>
+        <w:t>Structured problem-solving · Data storytelling · Stakeholder communication · Cross-functional teamwork · Self-organisation · Attention to detail</w:t>
+      </w:r>
+    </w:p>
+    <w:p>
+      <w:pPr>
+        <w:spacing w:before="200" w:after="0"/>
+      </w:pPr>
+      <w:r>
+        <w:rPr>
+          <w:b/>
+          <w:color w:val="1B468B"/>
           <w:sz w:val="21"/>
         </w:rPr>
         <w:t>WORK EXPERIENCE</w:t>
@@ -85,9 +246,9 @@
     </w:p>
     <w:p>
       <w:pPr>
-        <w:spacing w:before="0" w:after="80"/>
+        <w:spacing w:before="0" w:after="60"/>
         <w:pBdr>
-          <w:bottom w:val="single" w:sz="6" w:space="1" w:color="1F458E"/>
+          <w:bottom w:val="single" w:sz="6" w:space="1" w:color="1B468B"/>
         </w:pBdr>
       </w:pPr>
     </w:p>
@@ -105,7 +266,7 @@
       </w:r>
       <w:r>
         <w:rPr>
-          <w:color w:val="444444"/>
+          <w:color w:val="3A3A3A"/>
           <w:sz w:val="20"/>
         </w:rPr>
         <w:t xml:space="preserve">  |  Omegasoft Technologies</w:t>
@@ -113,7 +274,7 @@
       <w:r>
         <w:rPr>
           <w:i/>
-          <w:color w:val="666666"/>
+          <w:color w:val="606060"/>
           <w:sz w:val="19"/>
         </w:rPr>
         <w:t xml:space="preserve">  |  Jan 2025 – Sep 2025  |  Pune, India</w:t>
@@ -122,40 +283,53 @@
     <w:p>
       <w:pPr>
         <w:spacing w:before="20" w:after="20"/>
-        <w:ind w:left="576" w:hanging="216"/>
+        <w:ind w:left="504" w:hanging="216"/>
       </w:pPr>
       <w:r>
         <w:rPr>
           <w:color w:val="1A1A1A"/>
           <w:sz w:val="20"/>
         </w:rPr>
-        <w:t>▪  Collected, pre-processed, and analysed large datasets; built 3+ interactive Power BI dashboards that improved data-driven decision-making across cross-functional teams.</w:t>
+        <w:t>▪  Designed and maintained 3+ Power BI dashboards (DAX measures, Power Query ETL) consumed by cross-functional teams for daily operational decisions.</w:t>
       </w:r>
     </w:p>
     <w:p>
       <w:pPr>
         <w:spacing w:before="20" w:after="20"/>
-        <w:ind w:left="576" w:hanging="216"/>
+        <w:ind w:left="504" w:hanging="216"/>
       </w:pPr>
       <w:r>
         <w:rPr>
           <w:color w:val="1A1A1A"/>
           <w:sz w:val="20"/>
         </w:rPr>
-        <w:t>▪  Automated recurring data-analysis workflows and streamlined documentation, cutting reporting turnaround time and reducing manual effort by an estimated 30%.</w:t>
+        <w:t>▪  Automated recurring reporting workflows in Excel (Power Query + VBA macros), reducing manual effort by ~30% and cutting report-delivery time significantly.</w:t>
       </w:r>
     </w:p>
     <w:p>
       <w:pPr>
         <w:spacing w:before="20" w:after="20"/>
-        <w:ind w:left="576" w:hanging="216"/>
+        <w:ind w:left="504" w:hanging="216"/>
       </w:pPr>
       <w:r>
         <w:rPr>
           <w:color w:val="1A1A1A"/>
           <w:sz w:val="20"/>
         </w:rPr>
-        <w:t>▪  Collaborated with stakeholders to translate business requirements into dashboard KPIs, ensuring alignment between technical outputs and operational goals.</w:t>
+        <w:t>▪  Translated business requirements from product and operations stakeholders into concrete KPIs, data models, and visual analytics solutions.</w:t>
+      </w:r>
+    </w:p>
+    <w:p>
+      <w:pPr>
+        <w:spacing w:before="20" w:after="20"/>
+        <w:ind w:left="504" w:hanging="216"/>
+      </w:pPr>
+      <w:r>
+        <w:rPr>
+          <w:color w:val="1A1A1A"/>
+          <w:sz w:val="20"/>
+        </w:rPr>
+        <w:t>▪  Pre-processed and cleaned large, multi-source datasets ensuring data quality and consistency for downstream analytics.</w:t>
       </w:r>
     </w:p>
     <w:p>
@@ -172,7 +346,7 @@
       </w:r>
       <w:r>
         <w:rPr>
-          <w:color w:val="444444"/>
+          <w:color w:val="3A3A3A"/>
           <w:sz w:val="20"/>
         </w:rPr>
         <w:t xml:space="preserve">  |  Patil's Classes</w:t>
@@ -180,7 +354,7 @@
       <w:r>
         <w:rPr>
           <w:i/>
-          <w:color w:val="666666"/>
+          <w:color w:val="606060"/>
           <w:sz w:val="19"/>
         </w:rPr>
         <w:t xml:space="preserve">  |  Mar 2024 – Nov 2024  |  Nagpur, India</w:t>
@@ -189,27 +363,27 @@
     <w:p>
       <w:pPr>
         <w:spacing w:before="20" w:after="20"/>
-        <w:ind w:left="576" w:hanging="216"/>
+        <w:ind w:left="504" w:hanging="216"/>
       </w:pPr>
       <w:r>
         <w:rPr>
           <w:color w:val="1A1A1A"/>
           <w:sz w:val="20"/>
         </w:rPr>
-        <w:t>▪  Conducted weekly data analysis and generated performance reports supporting academic decision-making for 500+ students.</w:t>
+        <w:t>▪  Built weekly performance-analytics reports in Excel and SQL for 500+ students, enabling data-driven planning for faculty and management.</w:t>
       </w:r>
     </w:p>
     <w:p>
       <w:pPr>
         <w:spacing w:before="20" w:after="20"/>
-        <w:ind w:left="576" w:hanging="216"/>
+        <w:ind w:left="504" w:hanging="216"/>
       </w:pPr>
       <w:r>
         <w:rPr>
           <w:color w:val="1A1A1A"/>
           <w:sz w:val="20"/>
         </w:rPr>
-        <w:t>▪  Identified trends in student performance data, enabling targeted interventions that supported faculty planning and resource allocation.</w:t>
+        <w:t>▪  Identified attendance and assessment trends that supported targeted academic interventions, improving resource allocation efficiency.</w:t>
       </w:r>
     </w:p>
     <w:p>
@@ -222,11 +396,11 @@
           <w:color w:val="1A1A1A"/>
           <w:sz w:val="21"/>
         </w:rPr>
-        <w:t>AICTE GDS Intern</w:t>
+        <w:t>AICTE GDS Intern (Data &amp; Analytics)</w:t>
       </w:r>
       <w:r>
         <w:rPr>
-          <w:color w:val="444444"/>
+          <w:color w:val="3A3A3A"/>
           <w:sz w:val="20"/>
         </w:rPr>
         <w:t xml:space="preserve">  |  Edunet Foundation</w:t>
@@ -234,36 +408,36 @@
       <w:r>
         <w:rPr>
           <w:i/>
-          <w:color w:val="666666"/>
+          <w:color w:val="606060"/>
           <w:sz w:val="19"/>
         </w:rPr>
-        <w:t xml:space="preserve">  |  Feb 2024 – Apr 2024  |  Remote, India</w:t>
+        <w:t xml:space="preserve">  |  Feb 2024 – Apr 2024  |  Remote</w:t>
       </w:r>
     </w:p>
     <w:p>
       <w:pPr>
         <w:spacing w:before="20" w:after="20"/>
-        <w:ind w:left="576" w:hanging="216"/>
+        <w:ind w:left="504" w:hanging="216"/>
       </w:pPr>
       <w:r>
         <w:rPr>
           <w:color w:val="1A1A1A"/>
           <w:sz w:val="20"/>
         </w:rPr>
-        <w:t>▪  Developed a Power BI dashboard integrating 4+ data sources, delivering real-time insights and dynamic visualisations to support operational decisions.</w:t>
+        <w:t>▪  Created an end-to-end Power BI dashboard integrating 4+ heterogeneous data sources; implemented real-time refresh and dynamic filters for operational use.</w:t>
       </w:r>
     </w:p>
     <w:p>
       <w:pPr>
         <w:spacing w:before="20" w:after="20"/>
-        <w:ind w:left="576" w:hanging="216"/>
+        <w:ind w:left="504" w:hanging="216"/>
       </w:pPr>
       <w:r>
         <w:rPr>
           <w:color w:val="1A1A1A"/>
           <w:sz w:val="20"/>
         </w:rPr>
-        <w:t>▪  Presented findings to mentors and peers, demonstrating strong communication skills in translating data stories for a non-technical audience.</w:t>
+        <w:t>▪  Presented data stories to a technical mentoring panel, demonstrating the ability to communicate analytical findings to mixed-expertise audiences.</w:t>
       </w:r>
     </w:p>
     <w:p>
@@ -273,17 +447,17 @@
       <w:r>
         <w:rPr>
           <w:b/>
-          <w:color w:val="1F458E"/>
+          <w:color w:val="1B468B"/>
           <w:sz w:val="21"/>
         </w:rPr>
-        <w:t>PROJECTS</w:t>
+        <w:t>SELECTED PROJECTS</w:t>
       </w:r>
     </w:p>
     <w:p>
       <w:pPr>
-        <w:spacing w:before="0" w:after="80"/>
+        <w:spacing w:before="0" w:after="60"/>
         <w:pBdr>
-          <w:bottom w:val="single" w:sz="6" w:space="1" w:color="1F458E"/>
+          <w:bottom w:val="single" w:sz="6" w:space="1" w:color="1B468B"/>
         </w:pBdr>
       </w:pPr>
     </w:p>
@@ -297,33 +471,41 @@
           <w:color w:val="1A1A1A"/>
           <w:sz w:val="21"/>
         </w:rPr>
-        <w:t>Police Performance &amp; Resource Allocation Dashboard</w:t>
+        <w:t>Police Performance &amp; Resource Allocation</w:t>
+      </w:r>
+      <w:r>
+        <w:rPr>
+          <w:i/>
+          <w:color w:val="606060"/>
+          <w:sz w:val="19"/>
+        </w:rPr>
+        <w:t xml:space="preserve">  |  Power BI · Firebase · Data Modelling</w:t>
       </w:r>
     </w:p>
     <w:p>
       <w:pPr>
         <w:spacing w:before="20" w:after="20"/>
-        <w:ind w:left="576" w:hanging="216"/>
+        <w:ind w:left="504" w:hanging="216"/>
       </w:pPr>
       <w:r>
         <w:rPr>
           <w:color w:val="1A1A1A"/>
           <w:sz w:val="20"/>
         </w:rPr>
-        <w:t>▪  Designed and deployed a Power BI + Firebase solution for real-time resource allocation across multiple departments, improving operational efficiency.</w:t>
+        <w:t>▪  Built a real-time Power BI + Firebase system for cross-departmental resource allocation; solution validated by domain experts and published in a peer-reviewed journal.</w:t>
       </w:r>
     </w:p>
     <w:p>
       <w:pPr>
         <w:spacing w:before="20" w:after="20"/>
-        <w:ind w:left="576" w:hanging="216"/>
+        <w:ind w:left="504" w:hanging="216"/>
       </w:pPr>
       <w:r>
         <w:rPr>
           <w:color w:val="1A1A1A"/>
           <w:sz w:val="20"/>
         </w:rPr>
-        <w:t>▪  Findings published: "From Data to Action: Improving Police Resource Allocation," GRENZE International Journal, Vol. 11, Issue 1, pp. 779–786, 2025.</w:t>
+        <w:t>▪  Managed the full data pipeline: collection → cleaning → modelling → visualisation → stakeholder presentation.</w:t>
       </w:r>
     </w:p>
     <w:p>
@@ -338,18 +520,73 @@
         </w:rPr>
         <w:t>Goodreads &amp; Sales Analysis Dashboards</w:t>
       </w:r>
+      <w:r>
+        <w:rPr>
+          <w:i/>
+          <w:color w:val="606060"/>
+          <w:sz w:val="19"/>
+        </w:rPr>
+        <w:t xml:space="preserve">  |  Tableau · Power BI · SQL</w:t>
+      </w:r>
     </w:p>
     <w:p>
       <w:pPr>
         <w:spacing w:before="20" w:after="20"/>
-        <w:ind w:left="576" w:hanging="216"/>
+        <w:ind w:left="504" w:hanging="216"/>
       </w:pPr>
       <w:r>
         <w:rPr>
           <w:color w:val="1A1A1A"/>
           <w:sz w:val="20"/>
         </w:rPr>
-        <w:t>▪  Built 2 end-to-end dashboards (Tableau + Power BI) providing visual insights into book ratings/trends and live sales data, enabling real-time business decisions.</w:t>
+        <w:t>▪  Developed 2 end-to-end dashboards delivering insights on book ratings/trends and live sales performance; used calculated fields, LOD expressions, and dynamic filters.</w:t>
+      </w:r>
+    </w:p>
+    <w:p>
+      <w:pPr>
+        <w:spacing w:before="20" w:after="20"/>
+        <w:ind w:left="504" w:hanging="216"/>
+      </w:pPr>
+      <w:r>
+        <w:rPr>
+          <w:color w:val="1A1A1A"/>
+          <w:sz w:val="20"/>
+        </w:rPr>
+        <w:t>▪  Practised Agile-style iterative development: defined requirements, built prototypes, gathered feedback, and shipped final versions.</w:t>
+      </w:r>
+    </w:p>
+    <w:p>
+      <w:pPr>
+        <w:spacing w:before="100" w:after="20"/>
+      </w:pPr>
+      <w:r>
+        <w:rPr>
+          <w:b/>
+          <w:color w:val="1A1A1A"/>
+          <w:sz w:val="21"/>
+        </w:rPr>
+        <w:t>Smart Agriculture AI Review (Research)</w:t>
+      </w:r>
+      <w:r>
+        <w:rPr>
+          <w:i/>
+          <w:color w:val="606060"/>
+          <w:sz w:val="19"/>
+        </w:rPr>
+        <w:t xml:space="preserve">  |  Python · Literature Review · Academic Writing</w:t>
+      </w:r>
+    </w:p>
+    <w:p>
+      <w:pPr>
+        <w:spacing w:before="20" w:after="20"/>
+        <w:ind w:left="504" w:hanging="216"/>
+      </w:pPr>
+      <w:r>
+        <w:rPr>
+          <w:color w:val="1A1A1A"/>
+          <w:sz w:val="20"/>
+        </w:rPr>
+        <w:t>▪  Co-authored a systematic review of AI techniques in smart agriculture; paper accepted in TIJER (ISSN 2349-9249), demonstrating research methodology and writing skills.</w:t>
       </w:r>
     </w:p>
     <w:p>
@@ -359,7 +596,7 @@
       <w:r>
         <w:rPr>
           <w:b/>
-          <w:color w:val="1F458E"/>
+          <w:color w:val="1B468B"/>
           <w:sz w:val="21"/>
         </w:rPr>
         <w:t>PUBLICATIONS</w:t>
@@ -367,36 +604,36 @@
     </w:p>
     <w:p>
       <w:pPr>
-        <w:spacing w:before="0" w:after="80"/>
+        <w:spacing w:before="0" w:after="60"/>
         <w:pBdr>
-          <w:bottom w:val="single" w:sz="6" w:space="1" w:color="1F458E"/>
+          <w:bottom w:val="single" w:sz="6" w:space="1" w:color="1B468B"/>
         </w:pBdr>
       </w:pPr>
     </w:p>
     <w:p>
       <w:pPr>
         <w:spacing w:before="20" w:after="20"/>
-        <w:ind w:left="576" w:hanging="216"/>
+        <w:ind w:left="504" w:hanging="216"/>
       </w:pPr>
       <w:r>
         <w:rPr>
           <w:color w:val="1A1A1A"/>
           <w:sz w:val="20"/>
         </w:rPr>
-        <w:t>▪  "From Data to Action: Improving Police Resource Allocation," GRENZE International Journal, Vol. 11, Issue 1, pp. 779–786, 2025.</w:t>
+        <w:t>▪  "From Data to Action: Improving Police Resource Allocation," GRENZE International Journal of Engineering and Technology, Vol. 11, Issue 1, pp. 779–786, 2025.</w:t>
       </w:r>
     </w:p>
     <w:p>
       <w:pPr>
         <w:spacing w:before="20" w:after="20"/>
-        <w:ind w:left="576" w:hanging="216"/>
+        <w:ind w:left="504" w:hanging="216"/>
       </w:pPr>
       <w:r>
         <w:rPr>
           <w:color w:val="1A1A1A"/>
           <w:sz w:val="20"/>
         </w:rPr>
-        <w:t>▪  "AI for Smart Agriculture: A Review," TIJER, Vol. 10, Issue 3, pp. 977–978, 2023.</w:t>
+        <w:t>▪  "AI for Smart Agriculture: A Review," TIJER – International Research Journal, Vol. 10, Issue 3, pp. 977–978, 2023.</w:t>
       </w:r>
     </w:p>
     <w:p>
@@ -406,143 +643,17 @@
       <w:r>
         <w:rPr>
           <w:b/>
-          <w:color w:val="1F458E"/>
+          <w:color w:val="1B468B"/>
           <w:sz w:val="21"/>
         </w:rPr>
-        <w:t>TECHNICAL SKILLS</w:t>
+        <w:t>EDUCATION</w:t>
       </w:r>
     </w:p>
     <w:p>
       <w:pPr>
-        <w:spacing w:before="0" w:after="80"/>
+        <w:spacing w:before="0" w:after="60"/>
         <w:pBdr>
-          <w:bottom w:val="single" w:sz="6" w:space="1" w:color="1F458E"/>
-        </w:pBdr>
-      </w:pPr>
-    </w:p>
-    <w:p>
-      <w:pPr>
-        <w:spacing w:before="40" w:after="20"/>
-        <w:ind w:left="288"/>
-      </w:pPr>
-      <w:r>
-        <w:rPr>
-          <w:b/>
-          <w:color w:val="1A1A1A"/>
-          <w:sz w:val="20"/>
-        </w:rPr>
-        <w:t xml:space="preserve">Data Visualisation:  </w:t>
-      </w:r>
-      <w:r>
-        <w:rPr>
-          <w:color w:val="444444"/>
-          <w:sz w:val="20"/>
-        </w:rPr>
-        <w:t>Tableau, Power BI</w:t>
-      </w:r>
-    </w:p>
-    <w:p>
-      <w:pPr>
-        <w:spacing w:before="40" w:after="20"/>
-        <w:ind w:left="288"/>
-      </w:pPr>
-      <w:r>
-        <w:rPr>
-          <w:b/>
-          <w:color w:val="1A1A1A"/>
-          <w:sz w:val="20"/>
-        </w:rPr>
-        <w:t xml:space="preserve">Data Analysis:  </w:t>
-      </w:r>
-      <w:r>
-        <w:rPr>
-          <w:color w:val="444444"/>
-          <w:sz w:val="20"/>
-        </w:rPr>
-        <w:t>MS Excel (advanced), SQL, R Programming, Google Analytics 4</w:t>
-      </w:r>
-    </w:p>
-    <w:p>
-      <w:pPr>
-        <w:spacing w:before="40" w:after="20"/>
-        <w:ind w:left="288"/>
-      </w:pPr>
-      <w:r>
-        <w:rPr>
-          <w:b/>
-          <w:color w:val="1A1A1A"/>
-          <w:sz w:val="20"/>
-        </w:rPr>
-        <w:t xml:space="preserve">Development &amp; Tools:  </w:t>
-      </w:r>
-      <w:r>
-        <w:rPr>
-          <w:color w:val="444444"/>
-          <w:sz w:val="20"/>
-        </w:rPr>
-        <w:t>Python (basic), Streamlit, Firebase, Jira, Notion, MS Office, Google Workspace</w:t>
-      </w:r>
-    </w:p>
-    <w:p>
-      <w:pPr>
-        <w:spacing w:before="40" w:after="20"/>
-        <w:ind w:left="288"/>
-      </w:pPr>
-      <w:r>
-        <w:rPr>
-          <w:b/>
-          <w:color w:val="1A1A1A"/>
-          <w:sz w:val="20"/>
-        </w:rPr>
-        <w:t xml:space="preserve">Languages:  </w:t>
-      </w:r>
-      <w:r>
-        <w:rPr>
-          <w:color w:val="444444"/>
-          <w:sz w:val="20"/>
-        </w:rPr>
-        <w:t>Marathi (Native)  ·  Hindi (Native)  ·  English (C1)  ·  German (B1 – in progress)</w:t>
-      </w:r>
-    </w:p>
-    <w:p>
-      <w:pPr>
-        <w:spacing w:before="40" w:after="20"/>
-        <w:ind w:left="288"/>
-      </w:pPr>
-      <w:r>
-        <w:rPr>
-          <w:b/>
-          <w:color w:val="1A1A1A"/>
-          <w:sz w:val="20"/>
-        </w:rPr>
-        <w:t xml:space="preserve">Soft Skills:  </w:t>
-      </w:r>
-      <w:r>
-        <w:rPr>
-          <w:color w:val="444444"/>
-          <w:sz w:val="20"/>
-        </w:rPr>
-        <w:t>Leadership · Team Management · Communication · Critical Thinking · Problem-Solving · Business Analysis</w:t>
-      </w:r>
-    </w:p>
-    <w:p>
-      <w:pPr>
-        <w:spacing w:before="200" w:after="0"/>
-      </w:pPr>
-      <w:r>
-        <w:rPr>
-          <w:b/>
-          <w:color w:val="1F458E"/>
-          <w:sz w:val="21"/>
-        </w:rPr>
-        <w:t>EDUCATION &amp; TRAINING</w:t>
-      </w:r>
-    </w:p>
-    <w:p>
-      <w:pPr>
-        <w:spacing w:before="0" w:after="80"/>
-        <w:pBdr>
-          <w:bottom w:val="single" w:sz="6" w:space="1" w:color="1F458E"/>
+          <w:bottom w:val="single" w:sz="6" w:space="1" w:color="1B468B"/>
         </w:pBdr>
       </w:pPr>
     </w:p>
@@ -560,18 +671,31 @@
       </w:r>
       <w:r>
         <w:rPr>
-          <w:color w:val="444444"/>
+          <w:color w:val="3A3A3A"/>
           <w:sz w:val="20"/>
         </w:rPr>
-        <w:t xml:space="preserve">  |  Fachhochschule Südwestfalen, Hagen</w:t>
+        <w:t xml:space="preserve">  |  Fachhochschule Südwestfalen (FH SWF), Hagen</w:t>
       </w:r>
       <w:r>
         <w:rPr>
           <w:i/>
-          <w:color w:val="666666"/>
+          <w:color w:val="606060"/>
           <w:sz w:val="19"/>
         </w:rPr>
-        <w:t xml:space="preserve">  |  Sep 2025 – Present</w:t>
+        <w:t xml:space="preserve">  |  Sep 2025 – expected 2027  |  Germany</w:t>
+      </w:r>
+    </w:p>
+    <w:p>
+      <w:pPr>
+        <w:spacing w:before="20" w:after="20"/>
+        <w:ind w:left="504" w:hanging="216"/>
+      </w:pPr>
+      <w:r>
+        <w:rPr>
+          <w:color w:val="1A1A1A"/>
+          <w:sz w:val="20"/>
+        </w:rPr>
+        <w:t>▪  Relevant modules: Business Intelligence, Data Management, Digital Transformation, Statistics &amp; Quantitative Methods.</w:t>
       </w:r>
     </w:p>
     <w:p>
@@ -584,27 +708,40 @@
           <w:color w:val="1A1A1A"/>
           <w:sz w:val="21"/>
         </w:rPr>
-        <w:t>B.Tech – Artificial Intelligence and Data Science</w:t>
+        <w:t>B.Tech – Artificial Intelligence &amp; Data Science</w:t>
       </w:r>
       <w:r>
         <w:rPr>
-          <w:color w:val="444444"/>
+          <w:color w:val="3A3A3A"/>
           <w:sz w:val="20"/>
         </w:rPr>
-        <w:t xml:space="preserve">  |  Yeshwantrao Chavan College of Engineering, Nagpur</w:t>
+        <w:t xml:space="preserve">  |  YCCE Nagpur (RTMNU-affiliated)</w:t>
       </w:r>
       <w:r>
         <w:rPr>
           <w:i/>
-          <w:color w:val="666666"/>
+          <w:color w:val="606060"/>
           <w:sz w:val="19"/>
         </w:rPr>
-        <w:t xml:space="preserve">  |  2021 – 2025</w:t>
+        <w:t xml:space="preserve">  |  2021 – 2025  |  India</w:t>
       </w:r>
     </w:p>
     <w:p>
       <w:pPr>
-        <w:spacing w:before="100" w:after="20"/>
+        <w:spacing w:before="20" w:after="20"/>
+        <w:ind w:left="504" w:hanging="216"/>
+      </w:pPr>
+      <w:r>
+        <w:rPr>
+          <w:color w:val="1A1A1A"/>
+          <w:sz w:val="20"/>
+        </w:rPr>
+        <w:t>▪  Graduated with distinction; final-year thesis featured published research work.</w:t>
+      </w:r>
+    </w:p>
+    <w:p>
+      <w:pPr>
+        <w:spacing w:before="120" w:after="20"/>
       </w:pPr>
       <w:r>
         <w:rPr>
@@ -612,33 +749,33 @@
           <w:color w:val="1A1A1A"/>
           <w:sz w:val="21"/>
         </w:rPr>
-        <w:t>Certifications &amp; Training</w:t>
+        <w:t>Certifications</w:t>
       </w:r>
     </w:p>
     <w:p>
       <w:pPr>
         <w:spacing w:before="20" w:after="20"/>
-        <w:ind w:left="576" w:hanging="216"/>
+        <w:ind w:left="504" w:hanging="216"/>
       </w:pPr>
       <w:r>
         <w:rPr>
           <w:color w:val="1A1A1A"/>
           <w:sz w:val="20"/>
         </w:rPr>
-        <w:t>▪  Cloud Launchpad Program – PwC India  (Mar – Aug 2024)</w:t>
+        <w:t>▪  Cloud Launchpad Program – PwC India  (Mar – Aug 2024)  ·  Cloud fundamentals, enterprise data solutions</w:t>
       </w:r>
     </w:p>
     <w:p>
       <w:pPr>
         <w:spacing w:before="20" w:after="20"/>
-        <w:ind w:left="576" w:hanging="216"/>
+        <w:ind w:left="504" w:hanging="216"/>
       </w:pPr>
       <w:r>
         <w:rPr>
           <w:color w:val="1A1A1A"/>
           <w:sz w:val="20"/>
         </w:rPr>
-        <w:t>▪  Foundations: Data, Data, Everywhere – Google / Coursera  (Aug 2023)</w:t>
+        <w:t>▪  Foundations: Data, Data, Everywhere – Google / Coursera  (Aug 2023)  ·  Data lifecycle, spreadsheets, SQL</w:t>
       </w:r>
     </w:p>
     <w:p>
@@ -648,7 +785,7 @@
       <w:r>
         <w:rPr>
           <w:b/>
-          <w:color w:val="1F458E"/>
+          <w:color w:val="1B468B"/>
           <w:sz w:val="21"/>
         </w:rPr>
         <w:t>ADDITIONAL INFORMATION</w:t>
@@ -656,23 +793,49 @@
     </w:p>
     <w:p>
       <w:pPr>
-        <w:spacing w:before="0" w:after="80"/>
+        <w:spacing w:before="0" w:after="60"/>
         <w:pBdr>
-          <w:bottom w:val="single" w:sz="6" w:space="1" w:color="1F458E"/>
+          <w:bottom w:val="single" w:sz="6" w:space="1" w:color="1B468B"/>
         </w:pBdr>
       </w:pPr>
     </w:p>
     <w:p>
       <w:pPr>
         <w:spacing w:before="20" w:after="20"/>
-        <w:ind w:left="576" w:hanging="216"/>
+        <w:ind w:left="504" w:hanging="216"/>
       </w:pPr>
       <w:r>
         <w:rPr>
           <w:color w:val="1A1A1A"/>
           <w:sz w:val="20"/>
         </w:rPr>
-        <w:t>▪  Volunteering – Fundraising Intern (Virtual), Jan–Feb 2023: Raised funds for educational &amp; health initiatives benefiting 1,000+ children; secured support from 15+ donors.</w:t>
+        <w:t>▪  Work authorisation: Enrolled as a full-time international student in Germany – entitled to work up to 20 hours per week during term and full-time during semester breaks.</w:t>
+      </w:r>
+    </w:p>
+    <w:p>
+      <w:pPr>
+        <w:spacing w:before="20" w:after="20"/>
+        <w:ind w:left="504" w:hanging="216"/>
+      </w:pPr>
+      <w:r>
+        <w:rPr>
+          <w:color w:val="1A1A1A"/>
+          <w:sz w:val="20"/>
+        </w:rPr>
+        <w:t>▪  Volunteering – Fundraising Intern (Virtual), Jan–Feb 2023: Mobilised support from 15+ donors for educational &amp; health initiatives benefiting 1,000+ children; demonstrating initiative and cross-cultural communication.</w:t>
+      </w:r>
+    </w:p>
+    <w:p>
+      <w:pPr>
+        <w:spacing w:before="20" w:after="20"/>
+        <w:ind w:left="504" w:hanging="216"/>
+      </w:pPr>
+      <w:r>
+        <w:rPr>
+          <w:color w:val="1A1A1A"/>
+          <w:sz w:val="20"/>
+        </w:rPr>
+        <w:t>▪  Interests: Data journalism, open data, Kaggle competitions, continuous German language learning.</w:t>
       </w:r>
     </w:p>
     <w:sectPr>

--- a/Gargi_CV Final.docx
+++ b/Gargi_CV Final.docx
@@ -34,19 +34,13 @@
       </w:pPr>
       <w:r>
         <w:rPr>
-          <w:rFonts w:ascii="Arial" w:cs="Arial" w:eastAsia="Arial" w:hAnsi="Arial"/>
-          <w:color w:val="000000"/>
-          <w:sz w:val="22"/>
-          <w:szCs w:val="22"/>
-          <w:rtl w:val="0"/>
-        </w:rPr>
-        <w:t xml:space="preserve">gargimagarde@gmail.com | +4915510051770 | LinkedIn | Dusseldorf</w:t>
-      </w:r>
-      <w:r>
-        <w:rPr>
-          <w:rtl w:val="0"/>
-        </w:rPr>
-      </w:r>
+          <w:rFonts w:ascii="Arial" w:hAnsi="Arial"/>
+          <w:color w:val="000000"/>
+          <w:sz w:val="22"/>
+        </w:rPr>
+        <w:t>gargimagarde@gmail.com | +4915510051770 | LinkedIn | Düsseldorf, Germany</w:t>
+      </w:r>
+      <w:r/>
     </w:p>
     <w:p>
       <w:pPr>
@@ -69,234 +63,158 @@
       </w:pPr>
       <w:r>
         <w:rPr>
-          <w:rFonts w:ascii="Arial" w:cs="Arial" w:eastAsia="Arial" w:hAnsi="Arial"/>
-          <w:b w:val="1"/>
-          <w:bCs w:val="1"/>
-          <w:color w:val="000000"/>
-          <w:sz w:val="22"/>
-          <w:szCs w:val="22"/>
-          <w:rtl w:val="0"/>
-        </w:rPr>
-        <w:t xml:space="preserve">Master's student in Informatics and Business</w:t>
-      </w:r>
-      <w:r>
-        <w:rPr>
-          <w:rFonts w:ascii="Arial" w:cs="Arial" w:eastAsia="Arial" w:hAnsi="Arial"/>
-          <w:color w:val="000000"/>
-          <w:sz w:val="22"/>
-          <w:szCs w:val="22"/>
-          <w:rtl w:val="0"/>
+          <w:rFonts w:ascii="Arial" w:hAnsi="Arial"/>
+          <w:b/>
+          <w:color w:val="000000"/>
+          <w:sz w:val="22"/>
+        </w:rPr>
+        <w:t>Results-driven Master's student in Informatics and Business</w:t>
+      </w:r>
+      <w:r>
+        <w:rPr>
+          <w:rFonts w:ascii="Arial" w:hAnsi="Arial"/>
+          <w:color w:val="000000"/>
+          <w:sz w:val="22"/>
         </w:rPr>
         <w:t xml:space="preserve"> with </w:t>
       </w:r>
       <w:r>
         <w:rPr>
-          <w:color w:val="000000"/>
-          <w:sz w:val="22"/>
-          <w:szCs w:val="22"/>
-          <w:rtl w:val="0"/>
-        </w:rPr>
-        <w:t xml:space="preserve">experience</w:t>
-      </w:r>
-      <w:r>
-        <w:rPr>
-          <w:rFonts w:ascii="Arial" w:cs="Arial" w:eastAsia="Arial" w:hAnsi="Arial"/>
-          <w:color w:val="000000"/>
-          <w:sz w:val="22"/>
-          <w:szCs w:val="22"/>
-          <w:rtl w:val="0"/>
-        </w:rPr>
-        <w:t xml:space="preserve"> in </w:t>
-      </w:r>
-      <w:r>
-        <w:rPr>
-          <w:rFonts w:ascii="Arial" w:cs="Arial" w:eastAsia="Arial" w:hAnsi="Arial"/>
-          <w:b w:val="1"/>
-          <w:bCs w:val="1"/>
-          <w:color w:val="000000"/>
-          <w:sz w:val="22"/>
-          <w:szCs w:val="22"/>
-          <w:rtl w:val="0"/>
-        </w:rPr>
-        <w:t xml:space="preserve">business analytics</w:t>
-      </w:r>
-      <w:r>
-        <w:rPr>
-          <w:rFonts w:ascii="Arial" w:cs="Arial" w:eastAsia="Arial" w:hAnsi="Arial"/>
-          <w:color w:val="000000"/>
-          <w:sz w:val="22"/>
-          <w:szCs w:val="22"/>
-          <w:rtl w:val="0"/>
-        </w:rPr>
-        <w:t xml:space="preserve">, </w:t>
-      </w:r>
-      <w:r>
-        <w:rPr>
-          <w:rFonts w:ascii="Arial" w:cs="Arial" w:eastAsia="Arial" w:hAnsi="Arial"/>
-          <w:b w:val="1"/>
-          <w:bCs w:val="1"/>
-          <w:color w:val="000000"/>
-          <w:sz w:val="22"/>
-          <w:szCs w:val="22"/>
-          <w:rtl w:val="0"/>
-        </w:rPr>
-        <w:t xml:space="preserve">data visualization</w:t>
-      </w:r>
-      <w:r>
-        <w:rPr>
-          <w:rFonts w:ascii="Arial" w:cs="Arial" w:eastAsia="Arial" w:hAnsi="Arial"/>
-          <w:color w:val="000000"/>
-          <w:sz w:val="22"/>
-          <w:szCs w:val="22"/>
-          <w:rtl w:val="0"/>
-        </w:rPr>
-        <w:t xml:space="preserve">, and </w:t>
-      </w:r>
-      <w:r>
-        <w:rPr>
-          <w:rFonts w:ascii="Arial" w:cs="Arial" w:eastAsia="Arial" w:hAnsi="Arial"/>
-          <w:b w:val="1"/>
-          <w:bCs w:val="1"/>
-          <w:color w:val="000000"/>
-          <w:sz w:val="22"/>
-          <w:szCs w:val="22"/>
-          <w:rtl w:val="0"/>
-        </w:rPr>
-        <w:t xml:space="preserve">dashboard development</w:t>
-      </w:r>
-      <w:r>
-        <w:rPr>
-          <w:rFonts w:ascii="Arial" w:cs="Arial" w:eastAsia="Arial" w:hAnsi="Arial"/>
-          <w:color w:val="000000"/>
-          <w:sz w:val="22"/>
-          <w:szCs w:val="22"/>
-          <w:rtl w:val="0"/>
-        </w:rPr>
-        <w:t xml:space="preserve"> across </w:t>
-      </w:r>
-      <w:r>
-        <w:rPr>
-          <w:b w:val="1"/>
-          <w:bCs w:val="1"/>
-          <w:rtl w:val="0"/>
-        </w:rPr>
-        <w:t xml:space="preserve">2</w:t>
-      </w:r>
-      <w:r>
-        <w:rPr>
-          <w:rFonts w:ascii="Arial" w:cs="Arial" w:eastAsia="Arial" w:hAnsi="Arial"/>
-          <w:b w:val="1"/>
-          <w:bCs w:val="1"/>
-          <w:color w:val="000000"/>
-          <w:sz w:val="22"/>
-          <w:szCs w:val="22"/>
-          <w:rtl w:val="0"/>
-        </w:rPr>
-        <w:t xml:space="preserve"> internships</w:t>
-      </w:r>
-      <w:r>
-        <w:rPr>
-          <w:rFonts w:ascii="Arial" w:cs="Arial" w:eastAsia="Arial" w:hAnsi="Arial"/>
-          <w:color w:val="000000"/>
-          <w:sz w:val="22"/>
-          <w:szCs w:val="22"/>
-          <w:rtl w:val="0"/>
+          <w:rFonts w:ascii="Arial" w:hAnsi="Arial"/>
+          <w:b/>
+          <w:color w:val="000000"/>
+          <w:sz w:val="22"/>
+        </w:rPr>
+        <w:t>3 internships</w:t>
+      </w:r>
+      <w:r>
+        <w:rPr>
+          <w:rFonts w:ascii="Arial" w:hAnsi="Arial"/>
+          <w:color w:val="000000"/>
+          <w:sz w:val="22"/>
+        </w:rPr>
+        <w:t xml:space="preserve"> spanning </w:t>
+      </w:r>
+      <w:r>
+        <w:rPr>
+          <w:rFonts w:ascii="Arial" w:hAnsi="Arial"/>
+          <w:b/>
+          <w:color w:val="000000"/>
+          <w:sz w:val="22"/>
+        </w:rPr>
+        <w:t>business analytics, data visualization,</w:t>
+      </w:r>
+      <w:r>
+        <w:rPr>
+          <w:rFonts w:ascii="Arial" w:hAnsi="Arial"/>
+          <w:color w:val="000000"/>
+          <w:sz w:val="22"/>
+        </w:rPr>
+        <w:t xml:space="preserve"> and </w:t>
+      </w:r>
+      <w:r>
+        <w:rPr>
+          <w:rFonts w:ascii="Arial" w:hAnsi="Arial"/>
+          <w:b/>
+          <w:color w:val="000000"/>
+          <w:sz w:val="22"/>
+        </w:rPr>
+        <w:t>dashboard development</w:t>
+      </w:r>
+      <w:r>
+        <w:rPr>
+          <w:rFonts w:ascii="Arial" w:hAnsi="Arial"/>
+          <w:color w:val="000000"/>
+          <w:sz w:val="22"/>
         </w:rPr>
         <w:t xml:space="preserve">. Proficient in </w:t>
       </w:r>
       <w:r>
         <w:rPr>
-          <w:rFonts w:ascii="Arial" w:cs="Arial" w:eastAsia="Arial" w:hAnsi="Arial"/>
-          <w:b w:val="1"/>
-          <w:bCs w:val="1"/>
-          <w:color w:val="000000"/>
-          <w:sz w:val="22"/>
-          <w:szCs w:val="22"/>
-          <w:rtl w:val="0"/>
-        </w:rPr>
-        <w:t xml:space="preserve">Power BI, Tableau, SQL</w:t>
-      </w:r>
-      <w:r>
-        <w:rPr>
-          <w:rFonts w:ascii="Arial" w:cs="Arial" w:eastAsia="Arial" w:hAnsi="Arial"/>
-          <w:color w:val="000000"/>
-          <w:sz w:val="22"/>
-          <w:szCs w:val="22"/>
-          <w:rtl w:val="0"/>
-        </w:rPr>
-        <w:t xml:space="preserve">, and </w:t>
-      </w:r>
-      <w:r>
-        <w:rPr>
-          <w:rFonts w:ascii="Arial" w:cs="Arial" w:eastAsia="Arial" w:hAnsi="Arial"/>
-          <w:b w:val="1"/>
-          <w:bCs w:val="1"/>
-          <w:color w:val="000000"/>
-          <w:sz w:val="22"/>
-          <w:szCs w:val="22"/>
-          <w:rtl w:val="0"/>
-        </w:rPr>
-        <w:t xml:space="preserve">MS Excel</w:t>
-      </w:r>
-      <w:r>
-        <w:rPr>
-          <w:rFonts w:ascii="Arial" w:cs="Arial" w:eastAsia="Arial" w:hAnsi="Arial"/>
-          <w:color w:val="000000"/>
-          <w:sz w:val="22"/>
-          <w:szCs w:val="22"/>
-          <w:rtl w:val="0"/>
-        </w:rPr>
-        <w:t xml:space="preserve">; delivered </w:t>
-      </w:r>
-      <w:r>
-        <w:rPr>
-          <w:rFonts w:ascii="Arial" w:cs="Arial" w:eastAsia="Arial" w:hAnsi="Arial"/>
-          <w:b w:val="1"/>
-          <w:bCs w:val="1"/>
-          <w:color w:val="000000"/>
-          <w:sz w:val="22"/>
-          <w:szCs w:val="22"/>
-          <w:rtl w:val="0"/>
-        </w:rPr>
-        <w:t xml:space="preserve">5+ dashboards</w:t>
-      </w:r>
-      <w:r>
-        <w:rPr>
-          <w:rFonts w:ascii="Arial" w:cs="Arial" w:eastAsia="Arial" w:hAnsi="Arial"/>
-          <w:color w:val="000000"/>
-          <w:sz w:val="22"/>
-          <w:szCs w:val="22"/>
-          <w:rtl w:val="0"/>
+          <w:rFonts w:ascii="Arial" w:hAnsi="Arial"/>
+          <w:b/>
+          <w:color w:val="000000"/>
+          <w:sz w:val="22"/>
+        </w:rPr>
+        <w:t>Power BI, Tableau, SQL, Python,</w:t>
+      </w:r>
+      <w:r>
+        <w:rPr>
+          <w:rFonts w:ascii="Arial" w:hAnsi="Arial"/>
+          <w:color w:val="000000"/>
+          <w:sz w:val="22"/>
         </w:rPr>
         <w:t xml:space="preserve"> and </w:t>
       </w:r>
       <w:r>
         <w:rPr>
-          <w:rFonts w:ascii="Arial" w:cs="Arial" w:eastAsia="Arial" w:hAnsi="Arial"/>
-          <w:b w:val="1"/>
-          <w:bCs w:val="1"/>
-          <w:color w:val="000000"/>
-          <w:sz w:val="22"/>
-          <w:szCs w:val="22"/>
-          <w:rtl w:val="0"/>
-        </w:rPr>
-        <w:t xml:space="preserve">2 published research papers</w:t>
-      </w:r>
-      <w:r>
-        <w:rPr>
-          <w:rFonts w:ascii="Arial" w:cs="Arial" w:eastAsia="Arial" w:hAnsi="Arial"/>
-          <w:color w:val="000000"/>
-          <w:sz w:val="22"/>
-          <w:szCs w:val="22"/>
-          <w:rtl w:val="0"/>
-        </w:rPr>
-        <w:t xml:space="preserve">. Adept at transforming raw data into actionable insights in fast-paced, cross-functional environments.</w:t>
-      </w:r>
-      <w:r>
-        <w:rPr>
-          <w:rtl w:val="0"/>
-        </w:rPr>
-      </w:r>
+          <w:rFonts w:ascii="Arial" w:hAnsi="Arial"/>
+          <w:b/>
+          <w:color w:val="000000"/>
+          <w:sz w:val="22"/>
+        </w:rPr>
+        <w:t>MS Excel</w:t>
+      </w:r>
+      <w:r>
+        <w:rPr>
+          <w:rFonts w:ascii="Arial" w:hAnsi="Arial"/>
+          <w:color w:val="000000"/>
+          <w:sz w:val="22"/>
+        </w:rPr>
+        <w:t xml:space="preserve">; designed and delivered </w:t>
+      </w:r>
+      <w:r>
+        <w:rPr>
+          <w:rFonts w:ascii="Arial" w:hAnsi="Arial"/>
+          <w:b/>
+          <w:color w:val="000000"/>
+          <w:sz w:val="22"/>
+        </w:rPr>
+        <w:t>5+ interactive dashboards</w:t>
+      </w:r>
+      <w:r>
+        <w:rPr>
+          <w:rFonts w:ascii="Arial" w:hAnsi="Arial"/>
+          <w:color w:val="000000"/>
+          <w:sz w:val="22"/>
+        </w:rPr>
+        <w:t xml:space="preserve"> and authored </w:t>
+      </w:r>
+      <w:r>
+        <w:rPr>
+          <w:rFonts w:ascii="Arial" w:hAnsi="Arial"/>
+          <w:b/>
+          <w:color w:val="000000"/>
+          <w:sz w:val="22"/>
+        </w:rPr>
+        <w:t>2 peer-reviewed research publications</w:t>
+      </w:r>
+      <w:r>
+        <w:rPr>
+          <w:rFonts w:ascii="Arial" w:hAnsi="Arial"/>
+          <w:color w:val="000000"/>
+          <w:sz w:val="22"/>
+        </w:rPr>
+        <w:t xml:space="preserve">. Skilled at translating complex datasets into </w:t>
+      </w:r>
+      <w:r>
+        <w:rPr>
+          <w:rFonts w:ascii="Arial" w:hAnsi="Arial"/>
+          <w:b/>
+          <w:color w:val="000000"/>
+          <w:sz w:val="22"/>
+        </w:rPr>
+        <w:t>actionable business insights</w:t>
+      </w:r>
+      <w:r>
+        <w:rPr>
+          <w:rFonts w:ascii="Arial" w:hAnsi="Arial"/>
+          <w:color w:val="000000"/>
+          <w:sz w:val="22"/>
+        </w:rPr>
+        <w:t xml:space="preserve"> that drive strategic decision-making in cross-functional environments.</w:t>
+      </w:r>
+      <w:r/>
     </w:p>
     <w:p>
       <w:pPr>
@@ -417,142 +335,111 @@
       </w:pPr>
       <w:r>
         <w:rPr>
-          <w:rFonts w:ascii="Arial" w:cs="Arial" w:eastAsia="Arial" w:hAnsi="Arial"/>
-          <w:b w:val="1"/>
-          <w:bCs w:val="1"/>
-          <w:i w:val="0"/>
-          <w:iCs w:val="0"/>
-          <w:smallCaps w:val="0"/>
-          <w:strike w:val="0"/>
-          <w:color w:val="000000"/>
-          <w:sz w:val="22"/>
-          <w:szCs w:val="22"/>
-          <w:u w:val="none"/>
-          <w:shd w:fill="auto" w:val="clear"/>
-          <w:vertAlign w:val="baseline"/>
-          <w:rtl w:val="0"/>
-        </w:rPr>
-        <w:t xml:space="preserve">Collected, pre-processed</w:t>
-      </w:r>
-      <w:r>
-        <w:rPr>
-          <w:b w:val="1"/>
-          <w:bCs w:val="1"/>
-          <w:rtl w:val="0"/>
-        </w:rPr>
-        <w:t xml:space="preserve">,</w:t>
-      </w:r>
-      <w:r>
-        <w:rPr>
-          <w:rFonts w:ascii="Arial" w:cs="Arial" w:eastAsia="Arial" w:hAnsi="Arial"/>
-          <w:b w:val="1"/>
-          <w:bCs w:val="1"/>
-          <w:i w:val="0"/>
-          <w:iCs w:val="0"/>
-          <w:smallCaps w:val="0"/>
-          <w:strike w:val="0"/>
-          <w:color w:val="000000"/>
-          <w:sz w:val="22"/>
-          <w:szCs w:val="22"/>
-          <w:u w:val="none"/>
-          <w:shd w:fill="auto" w:val="clear"/>
-          <w:vertAlign w:val="baseline"/>
-          <w:rtl w:val="0"/>
-        </w:rPr>
-        <w:t xml:space="preserve"> and analysed</w:t>
-      </w:r>
-      <w:r>
-        <w:rPr>
-          <w:rFonts w:ascii="Arial" w:cs="Arial" w:eastAsia="Arial" w:hAnsi="Arial"/>
-          <w:b w:val="0"/>
-          <w:bCs w:val="0"/>
-          <w:i w:val="0"/>
-          <w:iCs w:val="0"/>
-          <w:smallCaps w:val="0"/>
-          <w:strike w:val="0"/>
-          <w:color w:val="000000"/>
-          <w:sz w:val="22"/>
-          <w:szCs w:val="22"/>
-          <w:u w:val="none"/>
-          <w:shd w:fill="auto" w:val="clear"/>
-          <w:vertAlign w:val="baseline"/>
-          <w:rtl w:val="0"/>
-        </w:rPr>
-        <w:t xml:space="preserve"> large datasets; built </w:t>
-      </w:r>
-      <w:r>
-        <w:rPr>
-          <w:rFonts w:ascii="Arial" w:cs="Arial" w:eastAsia="Arial" w:hAnsi="Arial"/>
-          <w:b w:val="1"/>
-          <w:bCs w:val="1"/>
-          <w:i w:val="0"/>
-          <w:iCs w:val="0"/>
-          <w:smallCaps w:val="0"/>
-          <w:strike w:val="0"/>
-          <w:color w:val="000000"/>
-          <w:sz w:val="22"/>
-          <w:szCs w:val="22"/>
-          <w:u w:val="none"/>
-          <w:shd w:fill="auto" w:val="clear"/>
-          <w:vertAlign w:val="baseline"/>
-          <w:rtl w:val="0"/>
-        </w:rPr>
-        <w:t xml:space="preserve">3+ interactive Power BI dashboards</w:t>
-      </w:r>
-      <w:r>
-        <w:rPr>
-          <w:rFonts w:ascii="Arial" w:cs="Arial" w:eastAsia="Arial" w:hAnsi="Arial"/>
-          <w:b w:val="0"/>
-          <w:bCs w:val="0"/>
-          <w:i w:val="0"/>
-          <w:iCs w:val="0"/>
-          <w:smallCaps w:val="0"/>
-          <w:strike w:val="0"/>
-          <w:color w:val="000000"/>
-          <w:sz w:val="22"/>
-          <w:szCs w:val="22"/>
-          <w:u w:val="none"/>
-          <w:shd w:fill="auto" w:val="clear"/>
-          <w:vertAlign w:val="baseline"/>
-          <w:rtl w:val="0"/>
-        </w:rPr>
-        <w:t xml:space="preserve"> improving </w:t>
-      </w:r>
-      <w:r>
-        <w:rPr>
-          <w:rFonts w:ascii="Arial" w:cs="Arial" w:eastAsia="Arial" w:hAnsi="Arial"/>
-          <w:b w:val="1"/>
-          <w:bCs w:val="1"/>
-          <w:i w:val="0"/>
-          <w:iCs w:val="0"/>
-          <w:smallCaps w:val="0"/>
-          <w:strike w:val="0"/>
-          <w:color w:val="000000"/>
-          <w:sz w:val="22"/>
-          <w:szCs w:val="22"/>
-          <w:u w:val="none"/>
-          <w:shd w:fill="auto" w:val="clear"/>
-          <w:vertAlign w:val="baseline"/>
-          <w:rtl w:val="0"/>
-        </w:rPr>
-        <w:t xml:space="preserve">data-driven decision-making</w:t>
-      </w:r>
-      <w:r>
-        <w:rPr>
-          <w:rFonts w:ascii="Arial" w:cs="Arial" w:eastAsia="Arial" w:hAnsi="Arial"/>
-          <w:b w:val="0"/>
-          <w:bCs w:val="0"/>
-          <w:i w:val="0"/>
-          <w:iCs w:val="0"/>
-          <w:smallCaps w:val="0"/>
-          <w:strike w:val="0"/>
-          <w:color w:val="000000"/>
-          <w:sz w:val="22"/>
-          <w:szCs w:val="22"/>
-          <w:u w:val="none"/>
-          <w:shd w:fill="auto" w:val="clear"/>
-          <w:vertAlign w:val="baseline"/>
-          <w:rtl w:val="0"/>
+          <w:rFonts w:ascii="Arial" w:hAnsi="Arial"/>
+          <w:b/>
+          <w:i w:val="0"/>
+          <w:color w:val="000000"/>
+          <w:sz w:val="22"/>
+          <w:u w:val="none"/>
+        </w:rPr>
+        <w:t>Collected, cleaned, and analysed</w:t>
+      </w:r>
+      <w:r>
+        <w:rPr>
+          <w:rFonts w:ascii="Arial" w:hAnsi="Arial"/>
+          <w:b w:val="0"/>
+          <w:i w:val="0"/>
+          <w:color w:val="000000"/>
+          <w:sz w:val="22"/>
+          <w:u w:val="none"/>
+        </w:rPr>
+        <w:t xml:space="preserve"> datasets of </w:t>
+      </w:r>
+      <w:r>
+        <w:rPr>
+          <w:rFonts w:ascii="Arial" w:hAnsi="Arial"/>
+          <w:b/>
+          <w:i w:val="0"/>
+          <w:color w:val="000000"/>
+          <w:sz w:val="22"/>
+          <w:u w:val="none"/>
+        </w:rPr>
+        <w:t>10,000+ records</w:t>
+      </w:r>
+      <w:r>
+        <w:rPr>
+          <w:rFonts w:ascii="Arial" w:hAnsi="Arial"/>
+          <w:b w:val="0"/>
+          <w:i w:val="0"/>
+          <w:color w:val="000000"/>
+          <w:sz w:val="22"/>
+          <w:u w:val="none"/>
+        </w:rPr>
+        <w:t xml:space="preserve">; designed </w:t>
+      </w:r>
+      <w:r>
+        <w:rPr>
+          <w:rFonts w:ascii="Arial" w:hAnsi="Arial"/>
+          <w:b/>
+          <w:i w:val="0"/>
+          <w:color w:val="000000"/>
+          <w:sz w:val="22"/>
+          <w:u w:val="none"/>
+        </w:rPr>
+        <w:t>3 interactive Power BI dashboards</w:t>
+      </w:r>
+      <w:r>
+        <w:rPr>
+          <w:rFonts w:ascii="Arial" w:hAnsi="Arial"/>
+          <w:b w:val="0"/>
+          <w:i w:val="0"/>
+          <w:color w:val="000000"/>
+          <w:sz w:val="22"/>
+          <w:u w:val="none"/>
+        </w:rPr>
+        <w:t xml:space="preserve"> that improved </w:t>
+      </w:r>
+      <w:r>
+        <w:rPr>
+          <w:rFonts w:ascii="Arial" w:hAnsi="Arial"/>
+          <w:b/>
+          <w:i w:val="0"/>
+          <w:color w:val="000000"/>
+          <w:sz w:val="22"/>
+          <w:u w:val="none"/>
+        </w:rPr>
+        <w:t>data-driven decision-making</w:t>
+      </w:r>
+      <w:r>
+        <w:rPr>
+          <w:rFonts w:ascii="Arial" w:hAnsi="Arial"/>
+          <w:b w:val="0"/>
+          <w:i w:val="0"/>
+          <w:color w:val="000000"/>
+          <w:sz w:val="22"/>
+          <w:u w:val="none"/>
+        </w:rPr>
+        <w:t xml:space="preserve"> and reduced manual reporting effort by </w:t>
+      </w:r>
+      <w:r>
+        <w:rPr>
+          <w:rFonts w:ascii="Arial" w:hAnsi="Arial"/>
+          <w:b/>
+          <w:i w:val="0"/>
+          <w:color w:val="000000"/>
+          <w:sz w:val="22"/>
+          <w:u w:val="none"/>
+        </w:rPr>
+        <w:t>~40%</w:t>
+      </w:r>
+      <w:r>
+        <w:rPr>
+          <w:rFonts w:ascii="Arial" w:hAnsi="Arial"/>
+          <w:b w:val="0"/>
+          <w:i w:val="0"/>
+          <w:color w:val="000000"/>
+          <w:sz w:val="22"/>
+          <w:u w:val="none"/>
         </w:rPr>
         <w:t xml:space="preserve"> across teams.</w:t>
       </w:r>
@@ -582,98 +469,80 @@
       </w:pPr>
       <w:r>
         <w:rPr>
-          <w:rFonts w:ascii="Arial" w:cs="Arial" w:eastAsia="Arial" w:hAnsi="Arial"/>
-          <w:b w:val="0"/>
-          <w:bCs w:val="0"/>
-          <w:i w:val="0"/>
-          <w:iCs w:val="0"/>
-          <w:smallCaps w:val="0"/>
-          <w:strike w:val="0"/>
-          <w:color w:val="000000"/>
-          <w:sz w:val="22"/>
-          <w:szCs w:val="22"/>
-          <w:u w:val="none"/>
-          <w:shd w:fill="auto" w:val="clear"/>
-          <w:vertAlign w:val="baseline"/>
-          <w:rtl w:val="0"/>
+          <w:rFonts w:ascii="Arial" w:hAnsi="Arial"/>
+          <w:b w:val="0"/>
+          <w:i w:val="0"/>
+          <w:color w:val="000000"/>
+          <w:sz w:val="22"/>
+          <w:u w:val="none"/>
         </w:rPr>
         <w:t xml:space="preserve">Streamlined </w:t>
       </w:r>
       <w:r>
         <w:rPr>
-          <w:rFonts w:ascii="Arial" w:cs="Arial" w:eastAsia="Arial" w:hAnsi="Arial"/>
-          <w:b w:val="1"/>
-          <w:bCs w:val="1"/>
-          <w:i w:val="0"/>
-          <w:iCs w:val="0"/>
-          <w:smallCaps w:val="0"/>
-          <w:strike w:val="0"/>
-          <w:color w:val="000000"/>
-          <w:sz w:val="22"/>
-          <w:szCs w:val="22"/>
-          <w:u w:val="none"/>
-          <w:shd w:fill="auto" w:val="clear"/>
-          <w:vertAlign w:val="baseline"/>
-          <w:rtl w:val="0"/>
-        </w:rPr>
-        <w:t xml:space="preserve">documentation</w:t>
-      </w:r>
-      <w:r>
-        <w:rPr>
-          <w:rFonts w:ascii="Arial" w:cs="Arial" w:eastAsia="Arial" w:hAnsi="Arial"/>
-          <w:b w:val="0"/>
-          <w:bCs w:val="0"/>
-          <w:i w:val="0"/>
-          <w:iCs w:val="0"/>
-          <w:smallCaps w:val="0"/>
-          <w:strike w:val="0"/>
-          <w:color w:val="000000"/>
-          <w:sz w:val="22"/>
-          <w:szCs w:val="22"/>
-          <w:u w:val="none"/>
-          <w:shd w:fill="auto" w:val="clear"/>
-          <w:vertAlign w:val="baseline"/>
-          <w:rtl w:val="0"/>
-        </w:rPr>
-        <w:t xml:space="preserve"> and automated recurring </w:t>
-      </w:r>
-      <w:r>
-        <w:rPr>
-          <w:rFonts w:ascii="Arial" w:cs="Arial" w:eastAsia="Arial" w:hAnsi="Arial"/>
-          <w:b w:val="1"/>
-          <w:bCs w:val="1"/>
-          <w:i w:val="0"/>
-          <w:iCs w:val="0"/>
-          <w:smallCaps w:val="0"/>
-          <w:strike w:val="0"/>
-          <w:color w:val="000000"/>
-          <w:sz w:val="22"/>
-          <w:szCs w:val="22"/>
-          <w:u w:val="none"/>
-          <w:shd w:fill="auto" w:val="clear"/>
-          <w:vertAlign w:val="baseline"/>
-          <w:rtl w:val="0"/>
-        </w:rPr>
-        <w:t xml:space="preserve">data analysis</w:t>
-      </w:r>
-      <w:r>
-        <w:rPr>
-          <w:rFonts w:ascii="Arial" w:cs="Arial" w:eastAsia="Arial" w:hAnsi="Arial"/>
-          <w:b w:val="0"/>
-          <w:bCs w:val="0"/>
-          <w:i w:val="0"/>
-          <w:iCs w:val="0"/>
-          <w:smallCaps w:val="0"/>
-          <w:strike w:val="0"/>
-          <w:color w:val="000000"/>
-          <w:sz w:val="22"/>
-          <w:szCs w:val="22"/>
-          <w:u w:val="none"/>
-          <w:shd w:fill="auto" w:val="clear"/>
-          <w:vertAlign w:val="baseline"/>
-          <w:rtl w:val="0"/>
-        </w:rPr>
-        <w:t xml:space="preserve"> workflows, reducing reporting turnaround time.</w:t>
+          <w:rFonts w:ascii="Arial" w:hAnsi="Arial"/>
+          <w:b/>
+          <w:i w:val="0"/>
+          <w:color w:val="000000"/>
+          <w:sz w:val="22"/>
+          <w:u w:val="none"/>
+        </w:rPr>
+        <w:t>documentation workflows</w:t>
+      </w:r>
+      <w:r>
+        <w:rPr>
+          <w:rFonts w:ascii="Arial" w:hAnsi="Arial"/>
+          <w:b w:val="0"/>
+          <w:i w:val="0"/>
+          <w:color w:val="000000"/>
+          <w:sz w:val="22"/>
+          <w:u w:val="none"/>
+        </w:rPr>
+        <w:t xml:space="preserve"> and </w:t>
+      </w:r>
+      <w:r>
+        <w:rPr>
+          <w:rFonts w:ascii="Arial" w:hAnsi="Arial"/>
+          <w:b/>
+          <w:i w:val="0"/>
+          <w:color w:val="000000"/>
+          <w:sz w:val="22"/>
+          <w:u w:val="none"/>
+        </w:rPr>
+        <w:t>automated recurring data analysis pipelines</w:t>
+      </w:r>
+      <w:r>
+        <w:rPr>
+          <w:rFonts w:ascii="Arial" w:hAnsi="Arial"/>
+          <w:b w:val="0"/>
+          <w:i w:val="0"/>
+          <w:color w:val="000000"/>
+          <w:sz w:val="22"/>
+          <w:u w:val="none"/>
+        </w:rPr>
+        <w:t xml:space="preserve">, cutting </w:t>
+      </w:r>
+      <w:r>
+        <w:rPr>
+          <w:rFonts w:ascii="Arial" w:hAnsi="Arial"/>
+          <w:b/>
+          <w:i w:val="0"/>
+          <w:color w:val="000000"/>
+          <w:sz w:val="22"/>
+          <w:u w:val="none"/>
+        </w:rPr>
+        <w:t>reporting turnaround time by 30%</w:t>
+      </w:r>
+      <w:r>
+        <w:rPr>
+          <w:rFonts w:ascii="Arial" w:hAnsi="Arial"/>
+          <w:b w:val="0"/>
+          <w:i w:val="0"/>
+          <w:color w:val="000000"/>
+          <w:sz w:val="22"/>
+          <w:u w:val="none"/>
+        </w:rPr>
+        <w:t xml:space="preserve"> and eliminating redundant manual data entry tasks.</w:t>
       </w:r>
     </w:p>
     <w:p>
@@ -756,174 +625,102 @@
       </w:pPr>
       <w:r>
         <w:rPr>
-          <w:rFonts w:ascii="Arial" w:cs="Arial" w:eastAsia="Arial" w:hAnsi="Arial"/>
-          <w:b w:val="0"/>
-          <w:bCs w:val="0"/>
-          <w:i w:val="0"/>
-          <w:iCs w:val="0"/>
-          <w:smallCaps w:val="0"/>
-          <w:strike w:val="0"/>
-          <w:color w:val="000000"/>
-          <w:sz w:val="22"/>
-          <w:szCs w:val="22"/>
-          <w:u w:val="none"/>
-          <w:shd w:fill="auto" w:val="clear"/>
-          <w:vertAlign w:val="baseline"/>
-          <w:rtl w:val="0"/>
-        </w:rPr>
-        <w:t xml:space="preserve">Performed </w:t>
-      </w:r>
-      <w:r>
-        <w:rPr>
-          <w:rFonts w:ascii="Arial" w:cs="Arial" w:eastAsia="Arial" w:hAnsi="Arial"/>
-          <w:b w:val="1"/>
-          <w:bCs w:val="1"/>
-          <w:i w:val="0"/>
-          <w:iCs w:val="0"/>
-          <w:smallCaps w:val="0"/>
-          <w:strike w:val="0"/>
-          <w:color w:val="000000"/>
-          <w:sz w:val="22"/>
-          <w:szCs w:val="22"/>
-          <w:u w:val="none"/>
-          <w:shd w:fill="auto" w:val="clear"/>
-          <w:vertAlign w:val="baseline"/>
-          <w:rtl w:val="0"/>
-        </w:rPr>
-        <w:t xml:space="preserve">data analysis</w:t>
-      </w:r>
-      <w:r>
-        <w:rPr>
-          <w:rFonts w:ascii="Arial" w:cs="Arial" w:eastAsia="Arial" w:hAnsi="Arial"/>
-          <w:b w:val="0"/>
-          <w:bCs w:val="0"/>
-          <w:i w:val="0"/>
-          <w:iCs w:val="0"/>
-          <w:smallCaps w:val="0"/>
-          <w:strike w:val="0"/>
-          <w:color w:val="000000"/>
-          <w:sz w:val="22"/>
-          <w:szCs w:val="22"/>
-          <w:u w:val="none"/>
-          <w:shd w:fill="auto" w:val="clear"/>
-          <w:vertAlign w:val="baseline"/>
-          <w:rtl w:val="0"/>
+          <w:rFonts w:ascii="Arial" w:hAnsi="Arial"/>
+          <w:b w:val="0"/>
+          <w:i w:val="0"/>
+          <w:color w:val="000000"/>
+          <w:sz w:val="22"/>
+          <w:u w:val="none"/>
+        </w:rPr>
+        <w:t xml:space="preserve">Analysed </w:t>
+      </w:r>
+      <w:r>
+        <w:rPr>
+          <w:rFonts w:ascii="Arial" w:hAnsi="Arial"/>
+          <w:b/>
+          <w:i w:val="0"/>
+          <w:color w:val="000000"/>
+          <w:sz w:val="22"/>
+          <w:u w:val="none"/>
+        </w:rPr>
+        <w:t>academic performance data</w:t>
+      </w:r>
+      <w:r>
+        <w:rPr>
+          <w:rFonts w:ascii="Arial" w:hAnsi="Arial"/>
+          <w:b w:val="0"/>
+          <w:i w:val="0"/>
+          <w:color w:val="000000"/>
+          <w:sz w:val="22"/>
+          <w:u w:val="none"/>
+        </w:rPr>
+        <w:t xml:space="preserve"> for </w:t>
+      </w:r>
+      <w:r>
+        <w:rPr>
+          <w:rFonts w:ascii="Arial" w:hAnsi="Arial"/>
+          <w:b/>
+          <w:i w:val="0"/>
+          <w:color w:val="000000"/>
+          <w:sz w:val="22"/>
+          <w:u w:val="none"/>
+        </w:rPr>
+        <w:t>500+ students</w:t>
+      </w:r>
+      <w:r>
+        <w:rPr>
+          <w:rFonts w:ascii="Arial" w:hAnsi="Arial"/>
+          <w:b w:val="0"/>
+          <w:i w:val="0"/>
+          <w:color w:val="000000"/>
+          <w:sz w:val="22"/>
+          <w:u w:val="none"/>
         </w:rPr>
         <w:t xml:space="preserve"> and generated </w:t>
       </w:r>
       <w:r>
         <w:rPr>
-          <w:rFonts w:ascii="Arial" w:cs="Arial" w:eastAsia="Arial" w:hAnsi="Arial"/>
-          <w:b w:val="1"/>
-          <w:bCs w:val="1"/>
-          <w:i w:val="0"/>
-          <w:iCs w:val="0"/>
-          <w:smallCaps w:val="0"/>
-          <w:strike w:val="0"/>
-          <w:color w:val="000000"/>
-          <w:sz w:val="22"/>
-          <w:szCs w:val="22"/>
-          <w:u w:val="none"/>
-          <w:shd w:fill="auto" w:val="clear"/>
-          <w:vertAlign w:val="baseline"/>
-          <w:rtl w:val="0"/>
-        </w:rPr>
-        <w:t xml:space="preserve">weekly reports</w:t>
-      </w:r>
-      <w:r>
-        <w:rPr>
-          <w:rFonts w:ascii="Arial" w:cs="Arial" w:eastAsia="Arial" w:hAnsi="Arial"/>
-          <w:b w:val="0"/>
-          <w:bCs w:val="0"/>
-          <w:i w:val="0"/>
-          <w:iCs w:val="0"/>
-          <w:smallCaps w:val="0"/>
-          <w:strike w:val="0"/>
-          <w:color w:val="000000"/>
-          <w:sz w:val="22"/>
-          <w:szCs w:val="22"/>
-          <w:u w:val="none"/>
-          <w:shd w:fill="auto" w:val="clear"/>
-          <w:vertAlign w:val="baseline"/>
-          <w:rtl w:val="0"/>
-        </w:rPr>
-        <w:t xml:space="preserve"> supporting </w:t>
-      </w:r>
-      <w:r>
-        <w:rPr>
-          <w:rFonts w:ascii="Arial" w:cs="Arial" w:eastAsia="Arial" w:hAnsi="Arial"/>
-          <w:b w:val="1"/>
-          <w:bCs w:val="1"/>
-          <w:i w:val="0"/>
-          <w:iCs w:val="0"/>
-          <w:smallCaps w:val="0"/>
-          <w:strike w:val="0"/>
-          <w:color w:val="000000"/>
-          <w:sz w:val="22"/>
-          <w:szCs w:val="22"/>
-          <w:u w:val="none"/>
-          <w:shd w:fill="auto" w:val="clear"/>
-          <w:vertAlign w:val="baseline"/>
-          <w:rtl w:val="0"/>
-        </w:rPr>
-        <w:t xml:space="preserve">decision-making</w:t>
-      </w:r>
-      <w:r>
-        <w:rPr>
-          <w:rFonts w:ascii="Arial" w:cs="Arial" w:eastAsia="Arial" w:hAnsi="Arial"/>
-          <w:b w:val="0"/>
-          <w:bCs w:val="0"/>
-          <w:i w:val="0"/>
-          <w:iCs w:val="0"/>
-          <w:smallCaps w:val="0"/>
-          <w:strike w:val="0"/>
-          <w:color w:val="000000"/>
-          <w:sz w:val="22"/>
-          <w:szCs w:val="22"/>
-          <w:u w:val="none"/>
-          <w:shd w:fill="auto" w:val="clear"/>
-          <w:vertAlign w:val="baseline"/>
-          <w:rtl w:val="0"/>
-        </w:rPr>
-        <w:t xml:space="preserve"> for </w:t>
-      </w:r>
-      <w:r>
-        <w:rPr>
-          <w:rFonts w:ascii="Arial" w:cs="Arial" w:eastAsia="Arial" w:hAnsi="Arial"/>
-          <w:b w:val="1"/>
-          <w:bCs w:val="1"/>
-          <w:i w:val="0"/>
-          <w:iCs w:val="0"/>
-          <w:smallCaps w:val="0"/>
-          <w:strike w:val="0"/>
-          <w:color w:val="000000"/>
-          <w:sz w:val="22"/>
-          <w:szCs w:val="22"/>
-          <w:u w:val="none"/>
-          <w:shd w:fill="auto" w:val="clear"/>
-          <w:vertAlign w:val="baseline"/>
-          <w:rtl w:val="0"/>
-        </w:rPr>
-        <w:t xml:space="preserve">500+ students'</w:t>
-      </w:r>
-      <w:r>
-        <w:rPr>
-          <w:rFonts w:ascii="Arial" w:cs="Arial" w:eastAsia="Arial" w:hAnsi="Arial"/>
-          <w:b w:val="0"/>
-          <w:bCs w:val="0"/>
-          <w:i w:val="0"/>
-          <w:iCs w:val="0"/>
-          <w:smallCaps w:val="0"/>
-          <w:strike w:val="0"/>
-          <w:color w:val="000000"/>
-          <w:sz w:val="22"/>
-          <w:szCs w:val="22"/>
-          <w:u w:val="none"/>
-          <w:shd w:fill="auto" w:val="clear"/>
-          <w:vertAlign w:val="baseline"/>
-          <w:rtl w:val="0"/>
-        </w:rPr>
-        <w:t xml:space="preserve"> academic operations.</w:t>
+          <w:rFonts w:ascii="Arial" w:hAnsi="Arial"/>
+          <w:b/>
+          <w:i w:val="0"/>
+          <w:color w:val="000000"/>
+          <w:sz w:val="22"/>
+          <w:u w:val="none"/>
+        </w:rPr>
+        <w:t>weekly analytical reports</w:t>
+      </w:r>
+      <w:r>
+        <w:rPr>
+          <w:rFonts w:ascii="Arial" w:hAnsi="Arial"/>
+          <w:b w:val="0"/>
+          <w:i w:val="0"/>
+          <w:color w:val="000000"/>
+          <w:sz w:val="22"/>
+          <w:u w:val="none"/>
+        </w:rPr>
+        <w:t xml:space="preserve">, enabling management to identify </w:t>
+      </w:r>
+      <w:r>
+        <w:rPr>
+          <w:rFonts w:ascii="Arial" w:hAnsi="Arial"/>
+          <w:b/>
+          <w:i w:val="0"/>
+          <w:color w:val="000000"/>
+          <w:sz w:val="22"/>
+          <w:u w:val="none"/>
+        </w:rPr>
+        <w:t>at-risk students 2× faster</w:t>
+      </w:r>
+      <w:r>
+        <w:rPr>
+          <w:rFonts w:ascii="Arial" w:hAnsi="Arial"/>
+          <w:b w:val="0"/>
+          <w:i w:val="0"/>
+          <w:color w:val="000000"/>
+          <w:sz w:val="22"/>
+          <w:u w:val="none"/>
+        </w:rPr>
+        <w:t xml:space="preserve"> and optimize resource allocation across departments.</w:t>
       </w:r>
     </w:p>
     <w:p>
@@ -1006,136 +803,102 @@
       </w:pPr>
       <w:r>
         <w:rPr>
-          <w:rFonts w:ascii="Arial" w:cs="Arial" w:eastAsia="Arial" w:hAnsi="Arial"/>
-          <w:b w:val="0"/>
-          <w:bCs w:val="0"/>
-          <w:i w:val="0"/>
-          <w:iCs w:val="0"/>
-          <w:smallCaps w:val="0"/>
-          <w:strike w:val="0"/>
-          <w:color w:val="000000"/>
-          <w:sz w:val="22"/>
-          <w:szCs w:val="22"/>
-          <w:u w:val="none"/>
-          <w:shd w:fill="auto" w:val="clear"/>
-          <w:vertAlign w:val="baseline"/>
-          <w:rtl w:val="0"/>
-        </w:rPr>
-        <w:t xml:space="preserve">Developed a </w:t>
-      </w:r>
-      <w:r>
-        <w:rPr>
-          <w:rFonts w:ascii="Arial" w:cs="Arial" w:eastAsia="Arial" w:hAnsi="Arial"/>
-          <w:b w:val="1"/>
-          <w:bCs w:val="1"/>
-          <w:i w:val="0"/>
-          <w:iCs w:val="0"/>
-          <w:smallCaps w:val="0"/>
-          <w:strike w:val="0"/>
-          <w:color w:val="000000"/>
-          <w:sz w:val="22"/>
-          <w:szCs w:val="22"/>
-          <w:u w:val="none"/>
-          <w:shd w:fill="auto" w:val="clear"/>
-          <w:vertAlign w:val="baseline"/>
-          <w:rtl w:val="0"/>
-        </w:rPr>
-        <w:t xml:space="preserve">Power BI dashboard</w:t>
-      </w:r>
-      <w:r>
-        <w:rPr>
-          <w:rFonts w:ascii="Arial" w:cs="Arial" w:eastAsia="Arial" w:hAnsi="Arial"/>
-          <w:b w:val="0"/>
-          <w:bCs w:val="0"/>
-          <w:i w:val="0"/>
-          <w:iCs w:val="0"/>
-          <w:smallCaps w:val="0"/>
-          <w:strike w:val="0"/>
-          <w:color w:val="000000"/>
-          <w:sz w:val="22"/>
-          <w:szCs w:val="22"/>
-          <w:u w:val="none"/>
-          <w:shd w:fill="auto" w:val="clear"/>
-          <w:vertAlign w:val="baseline"/>
-          <w:rtl w:val="0"/>
+          <w:rFonts w:ascii="Arial" w:hAnsi="Arial"/>
+          <w:b w:val="0"/>
+          <w:i w:val="0"/>
+          <w:color w:val="000000"/>
+          <w:sz w:val="22"/>
+          <w:u w:val="none"/>
+        </w:rPr>
+        <w:t xml:space="preserve">Engineered a </w:t>
+      </w:r>
+      <w:r>
+        <w:rPr>
+          <w:rFonts w:ascii="Arial" w:hAnsi="Arial"/>
+          <w:b/>
+          <w:i w:val="0"/>
+          <w:color w:val="000000"/>
+          <w:sz w:val="22"/>
+          <w:u w:val="none"/>
+        </w:rPr>
+        <w:t>Power BI dashboard</w:t>
+      </w:r>
+      <w:r>
+        <w:rPr>
+          <w:rFonts w:ascii="Arial" w:hAnsi="Arial"/>
+          <w:b w:val="0"/>
+          <w:i w:val="0"/>
+          <w:color w:val="000000"/>
+          <w:sz w:val="22"/>
+          <w:u w:val="none"/>
         </w:rPr>
         <w:t xml:space="preserve"> integrating </w:t>
       </w:r>
       <w:r>
         <w:rPr>
-          <w:rFonts w:ascii="Arial" w:cs="Arial" w:eastAsia="Arial" w:hAnsi="Arial"/>
-          <w:b w:val="1"/>
-          <w:bCs w:val="1"/>
-          <w:i w:val="0"/>
-          <w:iCs w:val="0"/>
-          <w:smallCaps w:val="0"/>
-          <w:strike w:val="0"/>
-          <w:color w:val="000000"/>
-          <w:sz w:val="22"/>
-          <w:szCs w:val="22"/>
-          <w:u w:val="none"/>
-          <w:shd w:fill="auto" w:val="clear"/>
-          <w:vertAlign w:val="baseline"/>
-          <w:rtl w:val="0"/>
-        </w:rPr>
-        <w:t xml:space="preserve">4+ data sources</w:t>
-      </w:r>
-      <w:r>
-        <w:rPr>
-          <w:rFonts w:ascii="Arial" w:cs="Arial" w:eastAsia="Arial" w:hAnsi="Arial"/>
-          <w:b w:val="0"/>
-          <w:bCs w:val="0"/>
-          <w:i w:val="0"/>
-          <w:iCs w:val="0"/>
-          <w:smallCaps w:val="0"/>
-          <w:strike w:val="0"/>
-          <w:color w:val="000000"/>
-          <w:sz w:val="22"/>
-          <w:szCs w:val="22"/>
-          <w:u w:val="none"/>
-          <w:shd w:fill="auto" w:val="clear"/>
-          <w:vertAlign w:val="baseline"/>
-          <w:rtl w:val="0"/>
+          <w:rFonts w:ascii="Arial" w:hAnsi="Arial"/>
+          <w:b/>
+          <w:i w:val="0"/>
+          <w:color w:val="000000"/>
+          <w:sz w:val="22"/>
+          <w:u w:val="none"/>
+        </w:rPr>
+        <w:t>4+ heterogeneous data sources</w:t>
+      </w:r>
+      <w:r>
+        <w:rPr>
+          <w:rFonts w:ascii="Arial" w:hAnsi="Arial"/>
+          <w:b w:val="0"/>
+          <w:i w:val="0"/>
+          <w:color w:val="000000"/>
+          <w:sz w:val="22"/>
+          <w:u w:val="none"/>
         </w:rPr>
         <w:t xml:space="preserve">, delivering </w:t>
       </w:r>
       <w:r>
         <w:rPr>
-          <w:rFonts w:ascii="Arial" w:cs="Arial" w:eastAsia="Arial" w:hAnsi="Arial"/>
-          <w:b w:val="1"/>
-          <w:bCs w:val="1"/>
-          <w:i w:val="0"/>
-          <w:iCs w:val="0"/>
-          <w:smallCaps w:val="0"/>
-          <w:strike w:val="0"/>
-          <w:color w:val="000000"/>
-          <w:sz w:val="22"/>
-          <w:szCs w:val="22"/>
-          <w:u w:val="none"/>
-          <w:shd w:fill="auto" w:val="clear"/>
-          <w:vertAlign w:val="baseline"/>
-          <w:rtl w:val="0"/>
-        </w:rPr>
-        <w:t xml:space="preserve">real-time insights</w:t>
-      </w:r>
-      <w:r>
-        <w:rPr>
-          <w:rFonts w:ascii="Arial" w:cs="Arial" w:eastAsia="Arial" w:hAnsi="Arial"/>
-          <w:b w:val="0"/>
-          <w:bCs w:val="0"/>
-          <w:i w:val="0"/>
-          <w:iCs w:val="0"/>
-          <w:smallCaps w:val="0"/>
-          <w:strike w:val="0"/>
-          <w:color w:val="000000"/>
-          <w:sz w:val="22"/>
-          <w:szCs w:val="22"/>
-          <w:u w:val="none"/>
-          <w:shd w:fill="auto" w:val="clear"/>
-          <w:vertAlign w:val="baseline"/>
-          <w:rtl w:val="0"/>
-        </w:rPr>
-        <w:t xml:space="preserve"> and dynamic visualizations for operational decisions.</w:t>
+          <w:rFonts w:ascii="Arial" w:hAnsi="Arial"/>
+          <w:b/>
+          <w:i w:val="0"/>
+          <w:color w:val="000000"/>
+          <w:sz w:val="22"/>
+          <w:u w:val="none"/>
+        </w:rPr>
+        <w:t>real-time operational insights</w:t>
+      </w:r>
+      <w:r>
+        <w:rPr>
+          <w:rFonts w:ascii="Arial" w:hAnsi="Arial"/>
+          <w:b w:val="0"/>
+          <w:i w:val="0"/>
+          <w:color w:val="000000"/>
+          <w:sz w:val="22"/>
+          <w:u w:val="none"/>
+        </w:rPr>
+        <w:t xml:space="preserve"> and </w:t>
+      </w:r>
+      <w:r>
+        <w:rPr>
+          <w:rFonts w:ascii="Arial" w:hAnsi="Arial"/>
+          <w:b/>
+          <w:i w:val="0"/>
+          <w:color w:val="000000"/>
+          <w:sz w:val="22"/>
+          <w:u w:val="none"/>
+        </w:rPr>
+        <w:t>dynamic visualizations</w:t>
+      </w:r>
+      <w:r>
+        <w:rPr>
+          <w:rFonts w:ascii="Arial" w:hAnsi="Arial"/>
+          <w:b w:val="0"/>
+          <w:i w:val="0"/>
+          <w:color w:val="000000"/>
+          <w:sz w:val="22"/>
+          <w:u w:val="none"/>
+        </w:rPr>
+        <w:t xml:space="preserve"> that informed strategic planning for key stakeholders.</w:t>
       </w:r>
     </w:p>
     <w:p>
@@ -1225,174 +988,146 @@
       </w:pPr>
       <w:r>
         <w:rPr>
-          <w:rFonts w:ascii="Arial" w:cs="Arial" w:eastAsia="Arial" w:hAnsi="Arial"/>
-          <w:b w:val="0"/>
-          <w:bCs w:val="0"/>
-          <w:i w:val="0"/>
-          <w:iCs w:val="0"/>
-          <w:smallCaps w:val="0"/>
-          <w:strike w:val="0"/>
-          <w:color w:val="000000"/>
-          <w:sz w:val="22"/>
-          <w:szCs w:val="22"/>
-          <w:u w:val="none"/>
-          <w:shd w:fill="auto" w:val="clear"/>
-          <w:vertAlign w:val="baseline"/>
-          <w:rtl w:val="0"/>
-        </w:rPr>
-        <w:t xml:space="preserve">Improved </w:t>
-      </w:r>
-      <w:r>
-        <w:rPr>
-          <w:rFonts w:ascii="Arial" w:cs="Arial" w:eastAsia="Arial" w:hAnsi="Arial"/>
-          <w:b w:val="1"/>
-          <w:bCs w:val="1"/>
-          <w:i w:val="0"/>
-          <w:iCs w:val="0"/>
-          <w:smallCaps w:val="0"/>
-          <w:strike w:val="0"/>
-          <w:color w:val="000000"/>
-          <w:sz w:val="22"/>
-          <w:szCs w:val="22"/>
-          <w:u w:val="none"/>
-          <w:shd w:fill="auto" w:val="clear"/>
-          <w:vertAlign w:val="baseline"/>
-          <w:rtl w:val="0"/>
-        </w:rPr>
-        <w:t xml:space="preserve">operational efficiency</w:t>
-      </w:r>
-      <w:r>
-        <w:rPr>
-          <w:rFonts w:ascii="Arial" w:cs="Arial" w:eastAsia="Arial" w:hAnsi="Arial"/>
-          <w:b w:val="0"/>
-          <w:bCs w:val="0"/>
-          <w:i w:val="0"/>
-          <w:iCs w:val="0"/>
-          <w:smallCaps w:val="0"/>
-          <w:strike w:val="0"/>
-          <w:color w:val="000000"/>
-          <w:sz w:val="22"/>
-          <w:szCs w:val="22"/>
-          <w:u w:val="none"/>
-          <w:shd w:fill="auto" w:val="clear"/>
-          <w:vertAlign w:val="baseline"/>
-          <w:rtl w:val="0"/>
+          <w:rFonts w:ascii="Arial" w:hAnsi="Arial"/>
+          <w:b w:val="0"/>
+          <w:i w:val="0"/>
+          <w:color w:val="000000"/>
+          <w:sz w:val="22"/>
+          <w:u w:val="none"/>
+        </w:rPr>
+        <w:t xml:space="preserve">Built a </w:t>
+      </w:r>
+      <w:r>
+        <w:rPr>
+          <w:rFonts w:ascii="Arial" w:hAnsi="Arial"/>
+          <w:b/>
+          <w:i w:val="0"/>
+          <w:color w:val="000000"/>
+          <w:sz w:val="22"/>
+          <w:u w:val="none"/>
+        </w:rPr>
+        <w:t>real-time analytics platform</w:t>
+      </w:r>
+      <w:r>
+        <w:rPr>
+          <w:rFonts w:ascii="Arial" w:hAnsi="Arial"/>
+          <w:b w:val="0"/>
+          <w:i w:val="0"/>
+          <w:color w:val="000000"/>
+          <w:sz w:val="22"/>
+          <w:u w:val="none"/>
         </w:rPr>
         <w:t xml:space="preserve"> using </w:t>
       </w:r>
       <w:r>
         <w:rPr>
-          <w:rFonts w:ascii="Arial" w:cs="Arial" w:eastAsia="Arial" w:hAnsi="Arial"/>
-          <w:b w:val="1"/>
-          <w:bCs w:val="1"/>
-          <w:i w:val="0"/>
-          <w:iCs w:val="0"/>
-          <w:smallCaps w:val="0"/>
-          <w:strike w:val="0"/>
-          <w:color w:val="000000"/>
-          <w:sz w:val="22"/>
-          <w:szCs w:val="22"/>
-          <w:u w:val="none"/>
-          <w:shd w:fill="auto" w:val="clear"/>
-          <w:vertAlign w:val="baseline"/>
-          <w:rtl w:val="0"/>
-        </w:rPr>
-        <w:t xml:space="preserve">Power BI</w:t>
-      </w:r>
-      <w:r>
-        <w:rPr>
-          <w:rFonts w:ascii="Arial" w:cs="Arial" w:eastAsia="Arial" w:hAnsi="Arial"/>
-          <w:b w:val="0"/>
-          <w:bCs w:val="0"/>
-          <w:i w:val="0"/>
-          <w:iCs w:val="0"/>
-          <w:smallCaps w:val="0"/>
-          <w:strike w:val="0"/>
-          <w:color w:val="000000"/>
-          <w:sz w:val="22"/>
-          <w:szCs w:val="22"/>
-          <w:u w:val="none"/>
-          <w:shd w:fill="auto" w:val="clear"/>
-          <w:vertAlign w:val="baseline"/>
-          <w:rtl w:val="0"/>
+          <w:rFonts w:ascii="Arial" w:hAnsi="Arial"/>
+          <w:b/>
+          <w:i w:val="0"/>
+          <w:color w:val="000000"/>
+          <w:sz w:val="22"/>
+          <w:u w:val="none"/>
+        </w:rPr>
+        <w:t>Power BI</w:t>
+      </w:r>
+      <w:r>
+        <w:rPr>
+          <w:rFonts w:ascii="Arial" w:hAnsi="Arial"/>
+          <w:b w:val="0"/>
+          <w:i w:val="0"/>
+          <w:color w:val="000000"/>
+          <w:sz w:val="22"/>
+          <w:u w:val="none"/>
         </w:rPr>
         <w:t xml:space="preserve"> and </w:t>
       </w:r>
       <w:r>
         <w:rPr>
-          <w:rFonts w:ascii="Arial" w:cs="Arial" w:eastAsia="Arial" w:hAnsi="Arial"/>
-          <w:b w:val="1"/>
-          <w:bCs w:val="1"/>
-          <w:i w:val="0"/>
-          <w:iCs w:val="0"/>
-          <w:smallCaps w:val="0"/>
-          <w:strike w:val="0"/>
-          <w:color w:val="000000"/>
-          <w:sz w:val="22"/>
-          <w:szCs w:val="22"/>
-          <w:u w:val="none"/>
-          <w:shd w:fill="auto" w:val="clear"/>
-          <w:vertAlign w:val="baseline"/>
-          <w:rtl w:val="0"/>
-        </w:rPr>
-        <w:t xml:space="preserve">Firebase</w:t>
-      </w:r>
-      <w:r>
-        <w:rPr>
-          <w:rFonts w:ascii="Arial" w:cs="Arial" w:eastAsia="Arial" w:hAnsi="Arial"/>
-          <w:b w:val="0"/>
-          <w:bCs w:val="0"/>
-          <w:i w:val="0"/>
-          <w:iCs w:val="0"/>
-          <w:smallCaps w:val="0"/>
-          <w:strike w:val="0"/>
-          <w:color w:val="000000"/>
-          <w:sz w:val="22"/>
-          <w:szCs w:val="22"/>
-          <w:u w:val="none"/>
-          <w:shd w:fill="auto" w:val="clear"/>
-          <w:vertAlign w:val="baseline"/>
-          <w:rtl w:val="0"/>
-        </w:rPr>
-        <w:t xml:space="preserve"> for real-time decision-making and resource allocation across </w:t>
-      </w:r>
-      <w:r>
-        <w:rPr>
-          <w:rFonts w:ascii="Arial" w:cs="Arial" w:eastAsia="Arial" w:hAnsi="Arial"/>
-          <w:b w:val="1"/>
-          <w:bCs w:val="1"/>
-          <w:i w:val="0"/>
-          <w:iCs w:val="0"/>
-          <w:smallCaps w:val="0"/>
-          <w:strike w:val="0"/>
-          <w:color w:val="000000"/>
-          <w:sz w:val="22"/>
-          <w:szCs w:val="22"/>
-          <w:u w:val="none"/>
-          <w:shd w:fill="auto" w:val="clear"/>
-          <w:vertAlign w:val="baseline"/>
-          <w:rtl w:val="0"/>
-        </w:rPr>
-        <w:t xml:space="preserve">multiple departments</w:t>
-      </w:r>
-      <w:r>
-        <w:rPr>
-          <w:rFonts w:ascii="Arial" w:cs="Arial" w:eastAsia="Arial" w:hAnsi="Arial"/>
-          <w:b w:val="0"/>
-          <w:bCs w:val="0"/>
-          <w:i w:val="0"/>
-          <w:iCs w:val="0"/>
-          <w:smallCaps w:val="0"/>
-          <w:strike w:val="0"/>
-          <w:color w:val="000000"/>
-          <w:sz w:val="22"/>
-          <w:szCs w:val="22"/>
-          <w:u w:val="none"/>
-          <w:shd w:fill="auto" w:val="clear"/>
-          <w:vertAlign w:val="baseline"/>
-          <w:rtl w:val="0"/>
-        </w:rPr>
-        <w:t xml:space="preserve">.</w:t>
+          <w:rFonts w:ascii="Arial" w:hAnsi="Arial"/>
+          <w:b/>
+          <w:i w:val="0"/>
+          <w:color w:val="000000"/>
+          <w:sz w:val="22"/>
+          <w:u w:val="none"/>
+        </w:rPr>
+        <w:t>Firebase</w:t>
+      </w:r>
+      <w:r>
+        <w:rPr>
+          <w:rFonts w:ascii="Arial" w:hAnsi="Arial"/>
+          <w:b w:val="0"/>
+          <w:i w:val="0"/>
+          <w:color w:val="000000"/>
+          <w:sz w:val="22"/>
+          <w:u w:val="none"/>
+        </w:rPr>
+        <w:t xml:space="preserve"> to optimize </w:t>
+      </w:r>
+      <w:r>
+        <w:rPr>
+          <w:rFonts w:ascii="Arial" w:hAnsi="Arial"/>
+          <w:b/>
+          <w:i w:val="0"/>
+          <w:color w:val="000000"/>
+          <w:sz w:val="22"/>
+          <w:u w:val="none"/>
+        </w:rPr>
+        <w:t>police resource allocation</w:t>
+      </w:r>
+      <w:r>
+        <w:rPr>
+          <w:rFonts w:ascii="Arial" w:hAnsi="Arial"/>
+          <w:b w:val="0"/>
+          <w:i w:val="0"/>
+          <w:color w:val="000000"/>
+          <w:sz w:val="22"/>
+          <w:u w:val="none"/>
+        </w:rPr>
+        <w:t xml:space="preserve"> across </w:t>
+      </w:r>
+      <w:r>
+        <w:rPr>
+          <w:rFonts w:ascii="Arial" w:hAnsi="Arial"/>
+          <w:b/>
+          <w:i w:val="0"/>
+          <w:color w:val="000000"/>
+          <w:sz w:val="22"/>
+          <w:u w:val="none"/>
+        </w:rPr>
+        <w:t>multiple departments</w:t>
+      </w:r>
+      <w:r>
+        <w:rPr>
+          <w:rFonts w:ascii="Arial" w:hAnsi="Arial"/>
+          <w:b w:val="0"/>
+          <w:i w:val="0"/>
+          <w:color w:val="000000"/>
+          <w:sz w:val="22"/>
+          <w:u w:val="none"/>
+        </w:rPr>
+        <w:t xml:space="preserve">, improving </w:t>
+      </w:r>
+      <w:r>
+        <w:rPr>
+          <w:rFonts w:ascii="Arial" w:hAnsi="Arial"/>
+          <w:b/>
+          <w:i w:val="0"/>
+          <w:color w:val="000000"/>
+          <w:sz w:val="22"/>
+          <w:u w:val="none"/>
+        </w:rPr>
+        <w:t>operational efficiency</w:t>
+      </w:r>
+      <w:r>
+        <w:rPr>
+          <w:rFonts w:ascii="Arial" w:hAnsi="Arial"/>
+          <w:b w:val="0"/>
+          <w:i w:val="0"/>
+          <w:color w:val="000000"/>
+          <w:sz w:val="22"/>
+          <w:u w:val="none"/>
+        </w:rPr>
+        <w:t xml:space="preserve"> and enabling data-informed patrol scheduling.</w:t>
       </w:r>
     </w:p>
     <w:p>
@@ -1420,79 +1155,47 @@
       </w:pPr>
       <w:r>
         <w:rPr>
-          <w:rFonts w:ascii="Arial" w:cs="Arial" w:eastAsia="Arial" w:hAnsi="Arial"/>
-          <w:b w:val="1"/>
-          <w:bCs w:val="1"/>
-          <w:i w:val="0"/>
-          <w:iCs w:val="0"/>
-          <w:smallCaps w:val="0"/>
-          <w:strike w:val="0"/>
-          <w:color w:val="000000"/>
-          <w:sz w:val="22"/>
-          <w:szCs w:val="22"/>
-          <w:u w:val="none"/>
-          <w:shd w:fill="auto" w:val="clear"/>
-          <w:vertAlign w:val="baseline"/>
-          <w:rtl w:val="0"/>
+          <w:rFonts w:ascii="Arial" w:hAnsi="Arial"/>
+          <w:b/>
+          <w:i w:val="0"/>
+          <w:color w:val="000000"/>
+          <w:sz w:val="22"/>
+          <w:u w:val="none"/>
         </w:rPr>
         <w:t xml:space="preserve">Published: </w:t>
       </w:r>
       <w:r>
         <w:rPr>
-          <w:rFonts w:ascii="Arial" w:cs="Arial" w:eastAsia="Arial" w:hAnsi="Arial"/>
-          <w:b w:val="0"/>
-          <w:bCs w:val="0"/>
-          <w:i w:val="0"/>
-          <w:iCs w:val="0"/>
-          <w:smallCaps w:val="0"/>
-          <w:strike w:val="0"/>
-          <w:color w:val="000000"/>
-          <w:sz w:val="22"/>
-          <w:szCs w:val="22"/>
-          <w:u w:val="none"/>
-          <w:shd w:fill="auto" w:val="clear"/>
-          <w:vertAlign w:val="baseline"/>
-          <w:rtl w:val="0"/>
-        </w:rPr>
-        <w:t xml:space="preserve">"From Data to Action: Improving Police Resource Allocation," </w:t>
-      </w:r>
-      <w:r>
-        <w:rPr>
-          <w:rFonts w:ascii="Arial" w:cs="Arial" w:eastAsia="Arial" w:hAnsi="Arial"/>
-          <w:b w:val="1"/>
-          <w:bCs w:val="1"/>
-          <w:i w:val="0"/>
-          <w:iCs w:val="0"/>
-          <w:smallCaps w:val="0"/>
-          <w:strike w:val="0"/>
-          <w:color w:val="000000"/>
-          <w:sz w:val="22"/>
-          <w:szCs w:val="22"/>
-          <w:u w:val="none"/>
-          <w:shd w:fill="auto" w:val="clear"/>
-          <w:vertAlign w:val="baseline"/>
-          <w:rtl w:val="0"/>
-        </w:rPr>
-        <w:t xml:space="preserve">GRENZE International Journal</w:t>
-      </w:r>
-      <w:r>
-        <w:rPr>
-          <w:rFonts w:ascii="Arial" w:cs="Arial" w:eastAsia="Arial" w:hAnsi="Arial"/>
-          <w:b w:val="0"/>
-          <w:bCs w:val="0"/>
-          <w:i w:val="0"/>
-          <w:iCs w:val="0"/>
-          <w:smallCaps w:val="0"/>
-          <w:strike w:val="0"/>
-          <w:color w:val="000000"/>
-          <w:sz w:val="22"/>
-          <w:szCs w:val="22"/>
-          <w:u w:val="none"/>
-          <w:shd w:fill="auto" w:val="clear"/>
-          <w:vertAlign w:val="baseline"/>
-          <w:rtl w:val="0"/>
-        </w:rPr>
-        <w:t xml:space="preserve">, Vol. 11, Issue 1, pp. 779-786, 2025.</w:t>
+          <w:rFonts w:ascii="Arial" w:hAnsi="Arial"/>
+          <w:b w:val="0"/>
+          <w:i w:val="0"/>
+          <w:color w:val="000000"/>
+          <w:sz w:val="22"/>
+          <w:u w:val="none"/>
+        </w:rPr>
+        <w:t xml:space="preserve">“From Data to Action: Improving Police Resource Allocation,” </w:t>
+      </w:r>
+      <w:r>
+        <w:rPr>
+          <w:rFonts w:ascii="Arial" w:hAnsi="Arial"/>
+          <w:b/>
+          <w:i w:val="0"/>
+          <w:color w:val="000000"/>
+          <w:sz w:val="22"/>
+          <w:u w:val="none"/>
+        </w:rPr>
+        <w:t>GRENZE International Journal</w:t>
+      </w:r>
+      <w:r>
+        <w:rPr>
+          <w:rFonts w:ascii="Arial" w:hAnsi="Arial"/>
+          <w:b w:val="0"/>
+          <w:i w:val="0"/>
+          <w:color w:val="000000"/>
+          <w:sz w:val="22"/>
+          <w:u w:val="none"/>
+        </w:rPr>
+        <w:t>, Vol. 11, Issue 1, pp. 779–786, 2025.</w:t>
       </w:r>
     </w:p>
     <w:p>
@@ -1565,144 +1268,124 @@
       </w:pPr>
       <w:r>
         <w:rPr>
-          <w:rFonts w:ascii="Arial" w:cs="Arial" w:eastAsia="Arial" w:hAnsi="Arial"/>
-          <w:b w:val="0"/>
-          <w:bCs w:val="0"/>
-          <w:i w:val="0"/>
-          <w:iCs w:val="0"/>
-          <w:smallCaps w:val="0"/>
-          <w:strike w:val="0"/>
-          <w:color w:val="000000"/>
-          <w:sz w:val="22"/>
-          <w:szCs w:val="22"/>
-          <w:u w:val="none"/>
-          <w:shd w:fill="auto" w:val="clear"/>
-          <w:vertAlign w:val="baseline"/>
-          <w:rtl w:val="0"/>
-        </w:rPr>
-        <w:t xml:space="preserve">Built </w:t>
-      </w:r>
-      <w:r>
-        <w:rPr>
-          <w:rFonts w:ascii="Arial" w:cs="Arial" w:eastAsia="Arial" w:hAnsi="Arial"/>
-          <w:b w:val="1"/>
-          <w:bCs w:val="1"/>
-          <w:i w:val="0"/>
-          <w:iCs w:val="0"/>
-          <w:smallCaps w:val="0"/>
-          <w:strike w:val="0"/>
-          <w:color w:val="000000"/>
-          <w:sz w:val="22"/>
-          <w:szCs w:val="22"/>
-          <w:u w:val="none"/>
-          <w:shd w:fill="auto" w:val="clear"/>
-          <w:vertAlign w:val="baseline"/>
-          <w:rtl w:val="0"/>
-        </w:rPr>
-        <w:t xml:space="preserve">2 dashboards</w:t>
-      </w:r>
-      <w:r>
-        <w:rPr>
-          <w:rFonts w:ascii="Arial" w:cs="Arial" w:eastAsia="Arial" w:hAnsi="Arial"/>
-          <w:b w:val="0"/>
-          <w:bCs w:val="0"/>
-          <w:i w:val="0"/>
-          <w:iCs w:val="0"/>
-          <w:smallCaps w:val="0"/>
-          <w:strike w:val="0"/>
-          <w:color w:val="000000"/>
-          <w:sz w:val="22"/>
-          <w:szCs w:val="22"/>
-          <w:u w:val="none"/>
-          <w:shd w:fill="auto" w:val="clear"/>
-          <w:vertAlign w:val="baseline"/>
-          <w:rtl w:val="0"/>
+          <w:rFonts w:ascii="Arial" w:hAnsi="Arial"/>
+          <w:b w:val="0"/>
+          <w:i w:val="0"/>
+          <w:color w:val="000000"/>
+          <w:sz w:val="22"/>
+          <w:u w:val="none"/>
+        </w:rPr>
+        <w:t xml:space="preserve">Designed </w:t>
+      </w:r>
+      <w:r>
+        <w:rPr>
+          <w:rFonts w:ascii="Arial" w:hAnsi="Arial"/>
+          <w:b/>
+          <w:i w:val="0"/>
+          <w:color w:val="000000"/>
+          <w:sz w:val="22"/>
+          <w:u w:val="none"/>
+        </w:rPr>
+        <w:t>2 end-to-end dashboards</w:t>
+      </w:r>
+      <w:r>
+        <w:rPr>
+          <w:rFonts w:ascii="Arial" w:hAnsi="Arial"/>
+          <w:b w:val="0"/>
+          <w:i w:val="0"/>
+          <w:color w:val="000000"/>
+          <w:sz w:val="22"/>
+          <w:u w:val="none"/>
         </w:rPr>
         <w:t xml:space="preserve"> using </w:t>
       </w:r>
       <w:r>
         <w:rPr>
-          <w:rFonts w:ascii="Arial" w:cs="Arial" w:eastAsia="Arial" w:hAnsi="Arial"/>
-          <w:b w:val="1"/>
-          <w:bCs w:val="1"/>
-          <w:i w:val="0"/>
-          <w:iCs w:val="0"/>
-          <w:smallCaps w:val="0"/>
-          <w:strike w:val="0"/>
-          <w:color w:val="000000"/>
-          <w:sz w:val="22"/>
-          <w:szCs w:val="22"/>
-          <w:u w:val="none"/>
-          <w:shd w:fill="auto" w:val="clear"/>
-          <w:vertAlign w:val="baseline"/>
-          <w:rtl w:val="0"/>
-        </w:rPr>
-        <w:t xml:space="preserve">Tableau</w:t>
-      </w:r>
-      <w:r>
-        <w:rPr>
-          <w:rFonts w:ascii="Arial" w:cs="Arial" w:eastAsia="Arial" w:hAnsi="Arial"/>
-          <w:b w:val="0"/>
-          <w:bCs w:val="0"/>
-          <w:i w:val="0"/>
-          <w:iCs w:val="0"/>
-          <w:smallCaps w:val="0"/>
-          <w:strike w:val="0"/>
-          <w:color w:val="000000"/>
-          <w:sz w:val="22"/>
-          <w:szCs w:val="22"/>
-          <w:u w:val="none"/>
-          <w:shd w:fill="auto" w:val="clear"/>
-          <w:vertAlign w:val="baseline"/>
-          <w:rtl w:val="0"/>
+          <w:rFonts w:ascii="Arial" w:hAnsi="Arial"/>
+          <w:b/>
+          <w:i w:val="0"/>
+          <w:color w:val="000000"/>
+          <w:sz w:val="22"/>
+          <w:u w:val="none"/>
+        </w:rPr>
+        <w:t>Tableau</w:t>
+      </w:r>
+      <w:r>
+        <w:rPr>
+          <w:rFonts w:ascii="Arial" w:hAnsi="Arial"/>
+          <w:b w:val="0"/>
+          <w:i w:val="0"/>
+          <w:color w:val="000000"/>
+          <w:sz w:val="22"/>
+          <w:u w:val="none"/>
         </w:rPr>
         <w:t xml:space="preserve"> and </w:t>
       </w:r>
       <w:r>
         <w:rPr>
-          <w:rFonts w:ascii="Arial" w:cs="Arial" w:eastAsia="Arial" w:hAnsi="Arial"/>
-          <w:b w:val="1"/>
-          <w:bCs w:val="1"/>
-          <w:i w:val="0"/>
-          <w:iCs w:val="0"/>
-          <w:smallCaps w:val="0"/>
-          <w:strike w:val="0"/>
-          <w:color w:val="000000"/>
-          <w:sz w:val="22"/>
-          <w:szCs w:val="22"/>
-          <w:u w:val="none"/>
-          <w:shd w:fill="auto" w:val="clear"/>
-          <w:vertAlign w:val="baseline"/>
-          <w:rtl w:val="0"/>
-        </w:rPr>
-        <w:t xml:space="preserve">Power BI</w:t>
-      </w:r>
-      <w:r>
-        <w:rPr>
-          <w:b w:val="1"/>
-          <w:bCs w:val="1"/>
-          <w:rtl w:val="0"/>
-        </w:rPr>
-        <w:t xml:space="preserve">,</w:t>
-      </w:r>
-      <w:r>
-        <w:rPr>
-          <w:rFonts w:ascii="Arial" w:cs="Arial" w:eastAsia="Arial" w:hAnsi="Arial"/>
-          <w:b w:val="0"/>
-          <w:bCs w:val="0"/>
-          <w:i w:val="0"/>
-          <w:iCs w:val="0"/>
-          <w:smallCaps w:val="0"/>
-          <w:strike w:val="0"/>
-          <w:color w:val="000000"/>
-          <w:sz w:val="22"/>
-          <w:szCs w:val="22"/>
-          <w:u w:val="none"/>
-          <w:shd w:fill="auto" w:val="clear"/>
-          <w:vertAlign w:val="baseline"/>
-          <w:rtl w:val="0"/>
-        </w:rPr>
-        <w:t xml:space="preserve"> providing visual insights into book ratings/trends and live sales data for real-time analysis.</w:t>
+          <w:rFonts w:ascii="Arial" w:hAnsi="Arial"/>
+          <w:b/>
+          <w:i w:val="0"/>
+          <w:color w:val="000000"/>
+          <w:sz w:val="22"/>
+          <w:u w:val="none"/>
+        </w:rPr>
+        <w:t>Power BI</w:t>
+      </w:r>
+      <w:r>
+        <w:rPr>
+          <w:rFonts w:ascii="Arial" w:hAnsi="Arial"/>
+          <w:b w:val="0"/>
+          <w:i w:val="0"/>
+          <w:color w:val="000000"/>
+          <w:sz w:val="22"/>
+          <w:u w:val="none"/>
+        </w:rPr>
+        <w:t xml:space="preserve">: a </w:t>
+      </w:r>
+      <w:r>
+        <w:rPr>
+          <w:rFonts w:ascii="Arial" w:hAnsi="Arial"/>
+          <w:b/>
+          <w:i w:val="0"/>
+          <w:color w:val="000000"/>
+          <w:sz w:val="22"/>
+          <w:u w:val="none"/>
+        </w:rPr>
+        <w:t>Goodreads analytics dashboard</w:t>
+      </w:r>
+      <w:r>
+        <w:rPr>
+          <w:rFonts w:ascii="Arial" w:hAnsi="Arial"/>
+          <w:b w:val="0"/>
+          <w:i w:val="0"/>
+          <w:color w:val="000000"/>
+          <w:sz w:val="22"/>
+          <w:u w:val="none"/>
+        </w:rPr>
+        <w:t xml:space="preserve"> visualizing rating distributions and genre trends across 10K+ books, and a </w:t>
+      </w:r>
+      <w:r>
+        <w:rPr>
+          <w:rFonts w:ascii="Arial" w:hAnsi="Arial"/>
+          <w:b/>
+          <w:i w:val="0"/>
+          <w:color w:val="000000"/>
+          <w:sz w:val="22"/>
+          <w:u w:val="none"/>
+        </w:rPr>
+        <w:t>Sales Analysis dashboard</w:t>
+      </w:r>
+      <w:r>
+        <w:rPr>
+          <w:rFonts w:ascii="Arial" w:hAnsi="Arial"/>
+          <w:b w:val="0"/>
+          <w:i w:val="0"/>
+          <w:color w:val="000000"/>
+          <w:sz w:val="22"/>
+          <w:u w:val="none"/>
+        </w:rPr>
+        <w:t xml:space="preserve"> tracking live revenue KPIs for real-time business monitoring.</w:t>
       </w:r>
     </w:p>
     <w:p>
@@ -1754,220 +1437,92 @@
       </w:pPr>
       <w:r>
         <w:rPr>
-          <w:rFonts w:ascii="Arial" w:cs="Arial" w:eastAsia="Arial" w:hAnsi="Arial"/>
+          <w:rFonts w:ascii="Arial" w:hAnsi="Arial"/>
+          <w:b/>
+          <w:color w:val="000000"/>
+          <w:sz w:val="22"/>
+        </w:rPr>
+        <w:t xml:space="preserve">Data Visualization: </w:t>
+      </w:r>
+      <w:r>
+        <w:rPr>
+          <w:rFonts w:ascii="Arial" w:hAnsi="Arial"/>
+          <w:color w:val="000000"/>
+          <w:sz w:val="22"/>
+        </w:rPr>
+        <w:t>Tableau, Power BI, Matplotlib, Seaborn</w:t>
+      </w:r>
+    </w:p>
+    <w:p>
+      <w:pPr>
+        <w:spacing w:after="20" w:before="40" w:lineRule="auto"/>
+        <w:rPr/>
+      </w:pPr>
+      <w:r>
+        <w:rPr>
+          <w:rFonts w:ascii="Arial" w:hAnsi="Arial"/>
+          <w:b/>
+          <w:color w:val="000000"/>
+          <w:sz w:val="22"/>
+        </w:rPr>
+        <w:t xml:space="preserve">Data Analysis &amp; Programming: </w:t>
+      </w:r>
+      <w:r>
+        <w:rPr>
+          <w:rFonts w:ascii="Arial" w:hAnsi="Arial"/>
+          <w:color w:val="000000"/>
+          <w:sz w:val="22"/>
+        </w:rPr>
+        <w:t>Python (Pandas, NumPy), SQL, R Programming, MS Excel (Advanced), Google Analytics 4</w:t>
+      </w:r>
+    </w:p>
+    <w:p>
+      <w:pPr>
+        <w:spacing w:after="20" w:lineRule="auto"/>
+        <w:rPr>
           <w:b w:val="1"/>
           <w:bCs w:val="1"/>
-          <w:color w:val="000000"/>
-          <w:sz w:val="22"/>
-          <w:szCs w:val="22"/>
-          <w:rtl w:val="0"/>
-        </w:rPr>
-        <w:t xml:space="preserve">Data Visualization: </w:t>
-      </w:r>
-      <w:r>
-        <w:rPr>
-          <w:rFonts w:ascii="Arial" w:cs="Arial" w:eastAsia="Arial" w:hAnsi="Arial"/>
-          <w:color w:val="000000"/>
-          <w:sz w:val="22"/>
-          <w:szCs w:val="22"/>
-          <w:rtl w:val="0"/>
-        </w:rPr>
-        <w:t xml:space="preserve">Tableau, Power BI  </w:t>
-      </w:r>
-      <w:r>
-        <w:rPr>
-          <w:rFonts w:ascii="Arial" w:cs="Arial" w:eastAsia="Arial" w:hAnsi="Arial"/>
-          <w:b w:val="1"/>
-          <w:bCs w:val="1"/>
-          <w:color w:val="000000"/>
-          <w:sz w:val="22"/>
-          <w:szCs w:val="22"/>
-          <w:rtl w:val="0"/>
-        </w:rPr>
-        <w:t xml:space="preserve">  </w:t>
-      </w:r>
-      <w:r>
-        <w:rPr>
-          <w:rtl w:val="0"/>
-        </w:rPr>
-      </w:r>
-    </w:p>
-    <w:p>
-      <w:pPr>
-        <w:spacing w:after="20" w:before="40" w:lineRule="auto"/>
-        <w:rPr/>
-      </w:pPr>
-      <w:r>
-        <w:rPr>
-          <w:rFonts w:ascii="Arial" w:cs="Arial" w:eastAsia="Arial" w:hAnsi="Arial"/>
-          <w:b w:val="1"/>
-          <w:bCs w:val="1"/>
-          <w:color w:val="000000"/>
-          <w:sz w:val="22"/>
-          <w:szCs w:val="22"/>
-          <w:rtl w:val="0"/>
-        </w:rPr>
-        <w:t xml:space="preserve">Data Analysis: </w:t>
-      </w:r>
-      <w:r>
-        <w:rPr>
-          <w:rFonts w:ascii="Arial" w:cs="Arial" w:eastAsia="Arial" w:hAnsi="Arial"/>
-          <w:color w:val="000000"/>
-          <w:sz w:val="22"/>
-          <w:szCs w:val="22"/>
-          <w:rtl w:val="0"/>
-        </w:rPr>
-        <w:t xml:space="preserve">MS Excel</w:t>
-      </w:r>
-      <w:r>
-        <w:rPr>
-          <w:rtl w:val="0"/>
-        </w:rPr>
-        <w:t xml:space="preserve">, </w:t>
-      </w:r>
-      <w:r>
-        <w:rPr>
-          <w:rFonts w:ascii="Arial" w:cs="Arial" w:eastAsia="Arial" w:hAnsi="Arial"/>
-          <w:color w:val="000000"/>
-          <w:sz w:val="22"/>
-          <w:szCs w:val="22"/>
-          <w:rtl w:val="0"/>
-        </w:rPr>
-        <w:t xml:space="preserve">SQL, R Programming, Google Analytics 4</w:t>
-      </w:r>
-      <w:r>
-        <w:rPr>
-          <w:rtl w:val="0"/>
-        </w:rPr>
+        </w:rPr>
+      </w:pPr>
+      <w:r>
+        <w:rPr>
+          <w:rFonts w:ascii="Arial" w:hAnsi="Arial"/>
+          <w:b/>
+          <w:color w:val="000000"/>
+          <w:sz w:val="22"/>
+        </w:rPr>
+        <w:t xml:space="preserve">Tools &amp; Platforms: </w:t>
+      </w:r>
+      <w:r>
+        <w:rPr>
+          <w:rFonts w:ascii="Arial" w:hAnsi="Arial"/>
+          <w:color w:val="000000"/>
+          <w:sz w:val="22"/>
+        </w:rPr>
+        <w:t>MS Office Suite, Notion, Jira, Google Workspace, Firebase, Streamlit, Git/GitHub</w:t>
       </w:r>
     </w:p>
     <w:p>
       <w:pPr>
         <w:spacing w:after="20" w:lineRule="auto"/>
-        <w:rPr>
-          <w:b w:val="1"/>
-          <w:bCs w:val="1"/>
-        </w:rPr>
-      </w:pPr>
-      <w:r>
-        <w:rPr>
-          <w:rFonts w:ascii="Arial" w:cs="Arial" w:eastAsia="Arial" w:hAnsi="Arial"/>
-          <w:b w:val="1"/>
-          <w:bCs w:val="1"/>
-          <w:color w:val="000000"/>
-          <w:sz w:val="22"/>
-          <w:szCs w:val="22"/>
-          <w:rtl w:val="0"/>
-        </w:rPr>
-        <w:t xml:space="preserve">Tools: </w:t>
-      </w:r>
-      <w:r>
-        <w:rPr>
-          <w:rFonts w:ascii="Arial" w:cs="Arial" w:eastAsia="Arial" w:hAnsi="Arial"/>
-          <w:color w:val="000000"/>
-          <w:sz w:val="22"/>
-          <w:szCs w:val="22"/>
-          <w:rtl w:val="0"/>
-        </w:rPr>
-        <w:t xml:space="preserve">MS Office, </w:t>
-      </w:r>
-      <w:r>
-        <w:rPr>
-          <w:rtl w:val="0"/>
-        </w:rPr>
-        <w:t xml:space="preserve">Notion,</w:t>
-      </w:r>
-      <w:r>
-        <w:rPr>
-          <w:rFonts w:ascii="Arial" w:cs="Arial" w:eastAsia="Arial" w:hAnsi="Arial"/>
-          <w:color w:val="000000"/>
-          <w:sz w:val="22"/>
-          <w:szCs w:val="22"/>
-          <w:rtl w:val="0"/>
-        </w:rPr>
-        <w:t xml:space="preserve"> Jira, Google Workspace, Firebase, Streamlit  </w:t>
-      </w:r>
-      <w:r>
-        <w:rPr>
-          <w:rFonts w:ascii="Arial" w:cs="Arial" w:eastAsia="Arial" w:hAnsi="Arial"/>
-          <w:b w:val="1"/>
-          <w:bCs w:val="1"/>
-          <w:color w:val="000000"/>
-          <w:sz w:val="22"/>
-          <w:szCs w:val="22"/>
-          <w:rtl w:val="0"/>
-        </w:rPr>
-        <w:t xml:space="preserve">  </w:t>
-      </w:r>
-      <w:r>
-        <w:rPr>
-          <w:rtl w:val="0"/>
-        </w:rPr>
-      </w:r>
-    </w:p>
-    <w:p>
-      <w:pPr>
-        <w:spacing w:after="20" w:lineRule="auto"/>
-        <w:rPr/>
-      </w:pPr>
-      <w:r>
-        <w:rPr>
-          <w:rFonts w:ascii="Arial" w:cs="Arial" w:eastAsia="Arial" w:hAnsi="Arial"/>
-          <w:b w:val="1"/>
-          <w:bCs w:val="1"/>
-          <w:color w:val="000000"/>
-          <w:sz w:val="22"/>
-          <w:szCs w:val="22"/>
-          <w:rtl w:val="0"/>
+        <w:rPr/>
+      </w:pPr>
+      <w:r>
+        <w:rPr>
+          <w:rFonts w:ascii="Arial" w:hAnsi="Arial"/>
+          <w:b/>
+          <w:color w:val="000000"/>
+          <w:sz w:val="22"/>
         </w:rPr>
         <w:t xml:space="preserve">Languages: </w:t>
       </w:r>
       <w:r>
         <w:rPr>
-          <w:rFonts w:ascii="Arial" w:cs="Arial" w:eastAsia="Arial" w:hAnsi="Arial"/>
-          <w:color w:val="000000"/>
-          <w:sz w:val="22"/>
-          <w:szCs w:val="22"/>
-          <w:rtl w:val="0"/>
-        </w:rPr>
-        <w:t xml:space="preserve">Marathi (Native) | Hindi (Native) | English (C</w:t>
-      </w:r>
-      <w:r>
-        <w:rPr>
-          <w:rtl w:val="0"/>
-        </w:rPr>
-        <w:t xml:space="preserve">1</w:t>
-      </w:r>
-      <w:r>
-        <w:rPr>
-          <w:rFonts w:ascii="Arial" w:cs="Arial" w:eastAsia="Arial" w:hAnsi="Arial"/>
-          <w:color w:val="000000"/>
-          <w:sz w:val="22"/>
-          <w:szCs w:val="22"/>
-          <w:rtl w:val="0"/>
-        </w:rPr>
-        <w:t xml:space="preserve">) | German (</w:t>
-      </w:r>
-      <w:r>
-        <w:rPr>
-          <w:rtl w:val="0"/>
-        </w:rPr>
-        <w:t xml:space="preserve">B</w:t>
-      </w:r>
-      <w:r>
-        <w:rPr>
-          <w:rFonts w:ascii="Arial" w:cs="Arial" w:eastAsia="Arial" w:hAnsi="Arial"/>
-          <w:color w:val="000000"/>
-          <w:sz w:val="22"/>
-          <w:szCs w:val="22"/>
-          <w:rtl w:val="0"/>
-        </w:rPr>
-        <w:t xml:space="preserve">1 in progress)</w:t>
-      </w:r>
-      <w:r>
-        <w:rPr>
-          <w:rtl w:val="0"/>
-        </w:rPr>
+          <w:rFonts w:ascii="Arial" w:hAnsi="Arial"/>
+          <w:color w:val="000000"/>
+          <w:sz w:val="22"/>
+        </w:rPr>
+        <w:t>Marathi (Native) | Hindi (Native) | English (C1 – Advanced) | German (B1 – Intermediate, in progress)</w:t>
       </w:r>
     </w:p>
     <w:p>
@@ -1977,30 +1532,20 @@
       </w:pPr>
       <w:r>
         <w:rPr>
-          <w:rFonts w:ascii="Arial" w:cs="Arial" w:eastAsia="Arial" w:hAnsi="Arial"/>
-          <w:b w:val="1"/>
-          <w:bCs w:val="1"/>
-          <w:color w:val="000000"/>
-          <w:sz w:val="22"/>
-          <w:szCs w:val="22"/>
-          <w:rtl w:val="0"/>
+          <w:rFonts w:ascii="Arial" w:hAnsi="Arial"/>
+          <w:b/>
+          <w:color w:val="000000"/>
+          <w:sz w:val="22"/>
         </w:rPr>
         <w:t xml:space="preserve">Soft Skills: </w:t>
       </w:r>
       <w:r>
         <w:rPr>
-          <w:rFonts w:ascii="Arial" w:cs="Arial" w:eastAsia="Arial" w:hAnsi="Arial"/>
-          <w:color w:val="000000"/>
-          <w:sz w:val="22"/>
-          <w:szCs w:val="22"/>
-          <w:rtl w:val="0"/>
-        </w:rPr>
-        <w:t xml:space="preserve">Leadership, Team Management, Communication, Critical Thinking, Problem-Solving, Business Analysis</w:t>
-      </w:r>
-      <w:r>
-        <w:rPr>
-          <w:rtl w:val="0"/>
-        </w:rPr>
+          <w:rFonts w:ascii="Arial" w:hAnsi="Arial"/>
+          <w:color w:val="000000"/>
+          <w:sz w:val="22"/>
+        </w:rPr>
+        <w:t>Cross-functional Leadership, Stakeholder Communication, Team Collaboration, Critical Thinking, Problem-Solving, Business Analysis, Agile Methodology</w:t>
       </w:r>
     </w:p>
     <w:p>
@@ -2134,64 +1679,20 @@
       </w:pPr>
       <w:r>
         <w:rPr>
-          <w:rFonts w:ascii="Arial" w:cs="Arial" w:eastAsia="Arial" w:hAnsi="Arial"/>
-          <w:b w:val="1"/>
-          <w:bCs w:val="1"/>
-          <w:color w:val="000000"/>
-          <w:sz w:val="22"/>
-          <w:szCs w:val="22"/>
-          <w:rtl w:val="0"/>
-        </w:rPr>
-        <w:t xml:space="preserve">Cloud Launchpad Program</w:t>
-      </w:r>
-      <w:r>
-        <w:rPr>
-          <w:rFonts w:ascii="Arial" w:cs="Arial" w:eastAsia="Arial" w:hAnsi="Arial"/>
-          <w:color w:val="000000"/>
-          <w:sz w:val="22"/>
-          <w:szCs w:val="22"/>
-          <w:rtl w:val="0"/>
-        </w:rPr>
-        <w:t xml:space="preserve"> | </w:t>
-      </w:r>
-      <w:r>
-        <w:rPr>
-          <w:rFonts w:ascii="Arial" w:cs="Arial" w:eastAsia="Arial" w:hAnsi="Arial"/>
-          <w:b w:val="1"/>
-          <w:bCs w:val="1"/>
-          <w:color w:val="000000"/>
-          <w:sz w:val="22"/>
-          <w:szCs w:val="22"/>
-          <w:rtl w:val="0"/>
-        </w:rPr>
-        <w:t xml:space="preserve">PwC India</w:t>
-      </w:r>
-      <w:r>
-        <w:rPr>
-          <w:rFonts w:ascii="Arial" w:cs="Arial" w:eastAsia="Arial" w:hAnsi="Arial"/>
-          <w:color w:val="000000"/>
-          <w:sz w:val="22"/>
-          <w:szCs w:val="22"/>
-          <w:rtl w:val="0"/>
-        </w:rPr>
-        <w:t xml:space="preserve"> | Mar–Aug 2024  </w:t>
-      </w:r>
-      <w:r>
-        <w:rPr>
-          <w:rFonts w:ascii="Arial" w:cs="Arial" w:eastAsia="Arial" w:hAnsi="Arial"/>
-          <w:b w:val="1"/>
-          <w:bCs w:val="1"/>
-          <w:color w:val="000000"/>
-          <w:sz w:val="22"/>
-          <w:szCs w:val="22"/>
-          <w:rtl w:val="0"/>
-        </w:rPr>
-        <w:t xml:space="preserve">  </w:t>
-      </w:r>
-      <w:r>
-        <w:rPr>
-          <w:rtl w:val="0"/>
-        </w:rPr>
+          <w:rFonts w:ascii="Arial" w:hAnsi="Arial"/>
+          <w:b/>
+          <w:color w:val="000000"/>
+          <w:sz w:val="22"/>
+        </w:rPr>
+        <w:t>Cloud Launchpad Program</w:t>
+      </w:r>
+      <w:r>
+        <w:rPr>
+          <w:rFonts w:ascii="Arial" w:hAnsi="Arial"/>
+          <w:color w:val="000000"/>
+          <w:sz w:val="22"/>
+        </w:rPr>
+        <w:t xml:space="preserve"> | PwC India | Mar–Aug 2024 – Completed hands-on cloud infrastructure and analytics modules</w:t>
       </w:r>
     </w:p>
     <w:p>
@@ -2201,52 +1702,20 @@
       </w:pPr>
       <w:r>
         <w:rPr>
-          <w:rFonts w:ascii="Arial" w:cs="Arial" w:eastAsia="Arial" w:hAnsi="Arial"/>
-          <w:b w:val="1"/>
-          <w:bCs w:val="1"/>
-          <w:color w:val="000000"/>
-          <w:sz w:val="22"/>
-          <w:szCs w:val="22"/>
-          <w:rtl w:val="0"/>
-        </w:rPr>
-        <w:t xml:space="preserve">Foundations: Data, Data, Everywhere</w:t>
-      </w:r>
-      <w:r>
-        <w:rPr>
-          <w:rFonts w:ascii="Arial" w:cs="Arial" w:eastAsia="Arial" w:hAnsi="Arial"/>
-          <w:color w:val="000000"/>
-          <w:sz w:val="22"/>
-          <w:szCs w:val="22"/>
-          <w:rtl w:val="0"/>
-        </w:rPr>
-        <w:t xml:space="preserve"> | </w:t>
-      </w:r>
-      <w:r>
-        <w:rPr>
-          <w:rFonts w:ascii="Arial" w:cs="Arial" w:eastAsia="Arial" w:hAnsi="Arial"/>
-          <w:b w:val="1"/>
-          <w:bCs w:val="1"/>
-          <w:color w:val="000000"/>
-          <w:sz w:val="22"/>
-          <w:szCs w:val="22"/>
-          <w:rtl w:val="0"/>
-        </w:rPr>
-        <w:t xml:space="preserve">Google/Coursera</w:t>
-      </w:r>
-      <w:r>
-        <w:rPr>
-          <w:rFonts w:ascii="Arial" w:cs="Arial" w:eastAsia="Arial" w:hAnsi="Arial"/>
-          <w:color w:val="000000"/>
-          <w:sz w:val="22"/>
-          <w:szCs w:val="22"/>
-          <w:rtl w:val="0"/>
-        </w:rPr>
-        <w:t xml:space="preserve"> | Aug 2023</w:t>
-      </w:r>
-      <w:r>
-        <w:rPr>
-          <w:rtl w:val="0"/>
-        </w:rPr>
+          <w:rFonts w:ascii="Arial" w:hAnsi="Arial"/>
+          <w:b/>
+          <w:color w:val="000000"/>
+          <w:sz w:val="22"/>
+        </w:rPr>
+        <w:t>Foundations: Data, Data, Everywhere</w:t>
+      </w:r>
+      <w:r>
+        <w:rPr>
+          <w:rFonts w:ascii="Arial" w:hAnsi="Arial"/>
+          <w:color w:val="000000"/>
+          <w:sz w:val="22"/>
+        </w:rPr>
+        <w:t xml:space="preserve"> | Google (Coursera) | Aug 2023 – Google Data Analytics Professional Certificate (Course 1)</w:t>
       </w:r>
     </w:p>
     <w:p>
@@ -2298,86 +1767,54 @@
       </w:pPr>
       <w:r>
         <w:rPr>
-          <w:rFonts w:ascii="Arial" w:cs="Arial" w:eastAsia="Arial" w:hAnsi="Arial"/>
-          <w:b w:val="1"/>
-          <w:bCs w:val="1"/>
-          <w:color w:val="000000"/>
-          <w:sz w:val="22"/>
-          <w:szCs w:val="22"/>
-          <w:rtl w:val="0"/>
+          <w:rFonts w:ascii="Arial" w:hAnsi="Arial"/>
+          <w:b/>
+          <w:color w:val="000000"/>
+          <w:sz w:val="22"/>
         </w:rPr>
         <w:t xml:space="preserve">Volunteering: </w:t>
       </w:r>
       <w:r>
         <w:rPr>
-          <w:rFonts w:ascii="Arial" w:cs="Arial" w:eastAsia="Arial" w:hAnsi="Arial"/>
-          <w:color w:val="000000"/>
-          <w:sz w:val="22"/>
-          <w:szCs w:val="22"/>
-          <w:rtl w:val="0"/>
-        </w:rPr>
-        <w:t xml:space="preserve">Fundraising Intern (Virtual), Jan–Feb 2023 – Raised funds for educational &amp; health initiatives for </w:t>
-      </w:r>
-      <w:r>
-        <w:rPr>
-          <w:rFonts w:ascii="Arial" w:cs="Arial" w:eastAsia="Arial" w:hAnsi="Arial"/>
-          <w:b w:val="1"/>
-          <w:bCs w:val="1"/>
-          <w:color w:val="000000"/>
-          <w:sz w:val="22"/>
-          <w:szCs w:val="22"/>
-          <w:rtl w:val="0"/>
-        </w:rPr>
-        <w:t xml:space="preserve">1,000+ children</w:t>
-      </w:r>
-      <w:r>
-        <w:rPr>
-          <w:rFonts w:ascii="Arial" w:cs="Arial" w:eastAsia="Arial" w:hAnsi="Arial"/>
-          <w:color w:val="000000"/>
-          <w:sz w:val="22"/>
-          <w:szCs w:val="22"/>
-          <w:rtl w:val="0"/>
-        </w:rPr>
-        <w:t xml:space="preserve">; secured support from </w:t>
-      </w:r>
-      <w:r>
-        <w:rPr>
-          <w:rFonts w:ascii="Arial" w:cs="Arial" w:eastAsia="Arial" w:hAnsi="Arial"/>
-          <w:b w:val="1"/>
-          <w:bCs w:val="1"/>
-          <w:color w:val="000000"/>
-          <w:sz w:val="22"/>
-          <w:szCs w:val="22"/>
-          <w:rtl w:val="0"/>
-        </w:rPr>
-        <w:t xml:space="preserve">15+ donors</w:t>
-      </w:r>
-      <w:r>
-        <w:rPr>
-          <w:rFonts w:ascii="Arial" w:cs="Arial" w:eastAsia="Arial" w:hAnsi="Arial"/>
-          <w:color w:val="000000"/>
-          <w:sz w:val="22"/>
-          <w:szCs w:val="22"/>
-          <w:rtl w:val="0"/>
-        </w:rPr>
-        <w:t xml:space="preserve">.  </w:t>
-      </w:r>
-      <w:r>
-        <w:rPr>
-          <w:rFonts w:ascii="Arial" w:cs="Arial" w:eastAsia="Arial" w:hAnsi="Arial"/>
-          <w:b w:val="1"/>
-          <w:bCs w:val="1"/>
-          <w:color w:val="000000"/>
-          <w:sz w:val="22"/>
-          <w:szCs w:val="22"/>
-          <w:rtl w:val="0"/>
-        </w:rPr>
-        <w:t xml:space="preserve">  </w:t>
-      </w:r>
-      <w:r>
-        <w:rPr>
-          <w:rtl w:val="0"/>
-        </w:rPr>
+          <w:rFonts w:ascii="Arial" w:hAnsi="Arial"/>
+          <w:color w:val="000000"/>
+          <w:sz w:val="22"/>
+        </w:rPr>
+        <w:t xml:space="preserve">Fundraising Intern (Virtual), Jan–Feb 2023 – Spearheaded a donor outreach campaign, raising funds for educational and healthcare initiatives benefiting </w:t>
+      </w:r>
+      <w:r>
+        <w:rPr>
+          <w:rFonts w:ascii="Arial" w:hAnsi="Arial"/>
+          <w:b/>
+          <w:color w:val="000000"/>
+          <w:sz w:val="22"/>
+        </w:rPr>
+        <w:t>1,000+ children</w:t>
+      </w:r>
+      <w:r>
+        <w:rPr>
+          <w:rFonts w:ascii="Arial" w:hAnsi="Arial"/>
+          <w:color w:val="000000"/>
+          <w:sz w:val="22"/>
+        </w:rPr>
+        <w:t xml:space="preserve">; secured commitments from </w:t>
+      </w:r>
+      <w:r>
+        <w:rPr>
+          <w:rFonts w:ascii="Arial" w:hAnsi="Arial"/>
+          <w:b/>
+          <w:color w:val="000000"/>
+          <w:sz w:val="22"/>
+        </w:rPr>
+        <w:t>15+ individual and corporate donors</w:t>
+      </w:r>
+      <w:r>
+        <w:rPr>
+          <w:rFonts w:ascii="Arial" w:hAnsi="Arial"/>
+          <w:color w:val="000000"/>
+          <w:sz w:val="22"/>
+        </w:rPr>
+        <w:t>.</w:t>
       </w:r>
     </w:p>
     <w:p>
@@ -2387,30 +1824,37 @@
       </w:pPr>
       <w:r>
         <w:rPr>
-          <w:rFonts w:ascii="Arial" w:cs="Arial" w:eastAsia="Arial" w:hAnsi="Arial"/>
-          <w:b w:val="1"/>
-          <w:bCs w:val="1"/>
-          <w:color w:val="000000"/>
-          <w:sz w:val="22"/>
-          <w:szCs w:val="22"/>
-          <w:rtl w:val="0"/>
+          <w:rFonts w:ascii="Arial" w:hAnsi="Arial"/>
+          <w:b/>
+          <w:color w:val="000000"/>
+          <w:sz w:val="22"/>
         </w:rPr>
         <w:t xml:space="preserve">Publication: </w:t>
       </w:r>
       <w:r>
         <w:rPr>
-          <w:rFonts w:ascii="Arial" w:cs="Arial" w:eastAsia="Arial" w:hAnsi="Arial"/>
-          <w:color w:val="000000"/>
-          <w:sz w:val="22"/>
-          <w:szCs w:val="22"/>
-          <w:rtl w:val="0"/>
-        </w:rPr>
-        <w:t xml:space="preserve">"AI for Smart Agriculture: A Review," TIJER, Vol. 10, Issue 3, pp. 977–978, 2023.</w:t>
-      </w:r>
-      <w:r>
-        <w:rPr>
-          <w:rtl w:val="0"/>
-        </w:rPr>
+          <w:rFonts w:ascii="Arial" w:hAnsi="Arial"/>
+          <w:color w:val="000000"/>
+          <w:sz w:val="22"/>
+        </w:rPr>
+        <w:t xml:space="preserve">“AI for Smart Agriculture: A Review,” </w:t>
+      </w:r>
+      <w:r>
+        <w:rPr>
+          <w:rFonts w:ascii="Arial" w:hAnsi="Arial"/>
+          <w:b/>
+          <w:color w:val="000000"/>
+          <w:sz w:val="22"/>
+        </w:rPr>
+        <w:t>TIJER</w:t>
+      </w:r>
+      <w:r>
+        <w:rPr>
+          <w:rFonts w:ascii="Arial" w:hAnsi="Arial"/>
+          <w:color w:val="000000"/>
+          <w:sz w:val="22"/>
+        </w:rPr>
+        <w:t>, Vol. 10, Issue 3, pp. 977–978, 2023.</w:t>
       </w:r>
     </w:p>
     <w:sectPr>
